--- a/CSC328-Simulation-And-Modeling/Old-Questions/old-questions.docx
+++ b/CSC328-Simulation-And-Modeling/Old-Questions/old-questions.docx
@@ -27,391 +27,34 @@
           <w:lang w:val="en-US"/>
           <w14:ligatures w14:val="standardContextual"/>
         </w:rPr>
-        <w:t>2081:</w:t>
-      </w:r>
-    </w:p>
-    <w:p>
-      <w:pPr>
-        <w:spacing w:before="240" w:line="480" w:lineRule="auto"/>
+        <w:t>208</w:t>
+      </w:r>
+      <w:r>
         <w:rPr>
           <w:rFonts w:ascii="Aptos" w:eastAsia="Aptos" w:hAnsi="Aptos" w:cs="Times New Roman"/>
           <w:b/>
           <w:bCs/>
           <w:kern w:val="2"/>
-          <w:sz w:val="24"/>
-          <w:szCs w:val="24"/>
-          <w:lang w:val="en-US"/>
-          <w14:ligatures w14:val="standardContextual"/>
-        </w:rPr>
-      </w:pPr>
+          <w:sz w:val="36"/>
+          <w:szCs w:val="36"/>
+          <w:lang w:val="en-US"/>
+          <w14:ligatures w14:val="standardContextual"/>
+        </w:rPr>
+        <w:t>2</w:t>
+      </w:r>
       <w:r>
         <w:rPr>
           <w:rFonts w:ascii="Aptos" w:eastAsia="Aptos" w:hAnsi="Aptos" w:cs="Times New Roman"/>
           <w:b/>
           <w:bCs/>
           <w:kern w:val="2"/>
-          <w:sz w:val="24"/>
-          <w:szCs w:val="24"/>
-          <w:lang w:val="en-US"/>
-          <w14:ligatures w14:val="standardContextual"/>
-        </w:rPr>
-        <w:t>Long Answer Questions: [10 marks each]</w:t>
-      </w:r>
-    </w:p>
-    <w:p>
-      <w:pPr>
-        <w:pStyle w:val="ListParagraph"/>
-        <w:numPr>
-          <w:ilvl w:val="0"/>
-          <w:numId w:val="14"/>
-        </w:numPr>
-        <w:spacing w:before="240" w:line="480" w:lineRule="auto"/>
-        <w:rPr>
-          <w:rFonts w:ascii="Aptos" w:eastAsia="Aptos" w:hAnsi="Aptos" w:cs="Times New Roman"/>
-          <w:kern w:val="2"/>
-          <w:sz w:val="24"/>
-          <w:szCs w:val="24"/>
-          <w:lang w:val="en-US"/>
-          <w14:ligatures w14:val="standardContextual"/>
-        </w:rPr>
-      </w:pPr>
-      <w:r>
-        <w:rPr>
-          <w:rFonts w:ascii="Aptos" w:eastAsia="Aptos" w:hAnsi="Aptos" w:cs="Times New Roman"/>
-          <w:kern w:val="2"/>
-          <w:sz w:val="24"/>
-          <w:szCs w:val="24"/>
-          <w:lang w:val="en-US"/>
-          <w14:ligatures w14:val="standardContextual"/>
-        </w:rPr>
-        <w:t xml:space="preserve">Why is it necessary to analyze the simulation </w:t>
-      </w:r>
-      <w:r>
-        <w:rPr>
-          <w:rFonts w:ascii="Aptos" w:eastAsia="Aptos" w:hAnsi="Aptos" w:cs="Times New Roman"/>
-          <w:kern w:val="2"/>
-          <w:sz w:val="24"/>
-          <w:szCs w:val="24"/>
-          <w:lang w:val="en-US"/>
-          <w14:ligatures w14:val="standardContextual"/>
-        </w:rPr>
-        <w:t>output?</w:t>
-      </w:r>
-      <w:r>
-        <w:rPr>
-          <w:rFonts w:ascii="Aptos" w:eastAsia="Aptos" w:hAnsi="Aptos" w:cs="Times New Roman"/>
-          <w:kern w:val="2"/>
-          <w:sz w:val="24"/>
-          <w:szCs w:val="24"/>
-          <w:lang w:val="en-US"/>
-          <w14:ligatures w14:val="standardContextual"/>
-        </w:rPr>
-        <w:t xml:space="preserve"> Explain different estimation </w:t>
-      </w:r>
-      <w:r>
-        <w:rPr>
-          <w:rFonts w:ascii="Aptos" w:eastAsia="Aptos" w:hAnsi="Aptos" w:cs="Times New Roman"/>
-          <w:kern w:val="2"/>
-          <w:sz w:val="24"/>
-          <w:szCs w:val="24"/>
-          <w:lang w:val="en-US"/>
-          <w14:ligatures w14:val="standardContextual"/>
-        </w:rPr>
-        <w:t>methods</w:t>
-      </w:r>
-      <w:r>
-        <w:rPr>
-          <w:rFonts w:ascii="Aptos" w:eastAsia="Aptos" w:hAnsi="Aptos" w:cs="Times New Roman"/>
-          <w:kern w:val="2"/>
-          <w:sz w:val="24"/>
-          <w:szCs w:val="24"/>
-          <w:lang w:val="en-US"/>
-          <w14:ligatures w14:val="standardContextual"/>
-        </w:rPr>
-        <w:t xml:space="preserve"> which </w:t>
-      </w:r>
-      <w:proofErr w:type="gramStart"/>
-      <w:r>
-        <w:rPr>
-          <w:rFonts w:ascii="Aptos" w:eastAsia="Aptos" w:hAnsi="Aptos" w:cs="Times New Roman"/>
-          <w:kern w:val="2"/>
-          <w:sz w:val="24"/>
-          <w:szCs w:val="24"/>
-          <w:lang w:val="en-US"/>
-          <w14:ligatures w14:val="standardContextual"/>
-        </w:rPr>
-        <w:t>are used</w:t>
-      </w:r>
-      <w:proofErr w:type="gramEnd"/>
-      <w:r>
-        <w:rPr>
-          <w:rFonts w:ascii="Aptos" w:eastAsia="Aptos" w:hAnsi="Aptos" w:cs="Times New Roman"/>
-          <w:kern w:val="2"/>
-          <w:sz w:val="24"/>
-          <w:szCs w:val="24"/>
-          <w:lang w:val="en-US"/>
-          <w14:ligatures w14:val="standardContextual"/>
-        </w:rPr>
-        <w:t xml:space="preserve"> in </w:t>
-      </w:r>
-      <w:r>
-        <w:rPr>
-          <w:rFonts w:ascii="Aptos" w:eastAsia="Aptos" w:hAnsi="Aptos" w:cs="Times New Roman"/>
-          <w:kern w:val="2"/>
-          <w:sz w:val="24"/>
-          <w:szCs w:val="24"/>
-          <w:lang w:val="en-US"/>
-          <w14:ligatures w14:val="standardContextual"/>
-        </w:rPr>
-        <w:t>simulation</w:t>
-      </w:r>
-      <w:r>
-        <w:rPr>
-          <w:rFonts w:ascii="Aptos" w:eastAsia="Aptos" w:hAnsi="Aptos" w:cs="Times New Roman"/>
-          <w:kern w:val="2"/>
-          <w:sz w:val="24"/>
-          <w:szCs w:val="24"/>
-          <w:lang w:val="en-US"/>
-          <w14:ligatures w14:val="standardContextual"/>
-        </w:rPr>
-        <w:t xml:space="preserve"> output analysis.</w:t>
-      </w:r>
-    </w:p>
-    <w:p>
-      <w:pPr>
-        <w:pStyle w:val="ListParagraph"/>
-        <w:numPr>
-          <w:ilvl w:val="0"/>
-          <w:numId w:val="14"/>
-        </w:numPr>
-        <w:spacing w:before="240" w:line="480" w:lineRule="auto"/>
-        <w:rPr>
-          <w:rFonts w:ascii="Aptos" w:eastAsia="Aptos" w:hAnsi="Aptos" w:cs="Times New Roman"/>
-          <w:kern w:val="2"/>
-          <w:sz w:val="24"/>
-          <w:szCs w:val="24"/>
-          <w:lang w:val="en-US"/>
-          <w14:ligatures w14:val="standardContextual"/>
-        </w:rPr>
-      </w:pPr>
-      <w:r>
-        <w:rPr>
-          <w:rFonts w:ascii="Aptos" w:eastAsia="Aptos" w:hAnsi="Aptos" w:cs="Times New Roman"/>
-          <w:kern w:val="2"/>
-          <w:sz w:val="24"/>
-          <w:szCs w:val="24"/>
-          <w:lang w:val="en-US"/>
-          <w14:ligatures w14:val="standardContextual"/>
-        </w:rPr>
-        <w:t xml:space="preserve">Consider that a machine tool in a manufacturing shop is turning out parts at the rate of two every 5 minutes. As they </w:t>
-      </w:r>
-      <w:proofErr w:type="gramStart"/>
-      <w:r>
-        <w:rPr>
-          <w:rFonts w:ascii="Aptos" w:eastAsia="Aptos" w:hAnsi="Aptos" w:cs="Times New Roman"/>
-          <w:kern w:val="2"/>
-          <w:sz w:val="24"/>
-          <w:szCs w:val="24"/>
-          <w:lang w:val="en-US"/>
-          <w14:ligatures w14:val="standardContextual"/>
-        </w:rPr>
-        <w:t>are finished</w:t>
-      </w:r>
-      <w:proofErr w:type="gramEnd"/>
-      <w:r>
-        <w:rPr>
-          <w:rFonts w:ascii="Aptos" w:eastAsia="Aptos" w:hAnsi="Aptos" w:cs="Times New Roman"/>
-          <w:kern w:val="2"/>
-          <w:sz w:val="24"/>
-          <w:szCs w:val="24"/>
-          <w:lang w:val="en-US"/>
-          <w14:ligatures w14:val="standardContextual"/>
-        </w:rPr>
-        <w:t xml:space="preserve">, the parts go to an inspector, who takes 5±2 minutes to examine each one and </w:t>
-      </w:r>
-      <w:r>
-        <w:rPr>
-          <w:rFonts w:ascii="Aptos" w:eastAsia="Aptos" w:hAnsi="Aptos" w:cs="Times New Roman"/>
-          <w:kern w:val="2"/>
-          <w:sz w:val="24"/>
-          <w:szCs w:val="24"/>
-          <w:lang w:val="en-US"/>
-          <w14:ligatures w14:val="standardContextual"/>
-        </w:rPr>
-        <w:t>rejects</w:t>
-      </w:r>
-      <w:r>
-        <w:rPr>
-          <w:rFonts w:ascii="Aptos" w:eastAsia="Aptos" w:hAnsi="Aptos" w:cs="Times New Roman"/>
-          <w:kern w:val="2"/>
-          <w:sz w:val="24"/>
-          <w:szCs w:val="24"/>
-          <w:lang w:val="en-US"/>
-          <w14:ligatures w14:val="standardContextual"/>
-        </w:rPr>
-        <w:t xml:space="preserve"> about 15% of the parts. Now develop a block diagram and write the code for simulating the above problem using </w:t>
-      </w:r>
-      <w:r>
-        <w:rPr>
-          <w:rFonts w:ascii="Aptos" w:eastAsia="Aptos" w:hAnsi="Aptos" w:cs="Times New Roman"/>
-          <w:kern w:val="2"/>
-          <w:sz w:val="24"/>
-          <w:szCs w:val="24"/>
-          <w:lang w:val="en-US"/>
-          <w14:ligatures w14:val="standardContextual"/>
-        </w:rPr>
-        <w:t xml:space="preserve">GPSS </w:t>
-      </w:r>
-      <w:proofErr w:type="gramStart"/>
-      <w:r>
-        <w:rPr>
-          <w:rFonts w:ascii="Aptos" w:eastAsia="Aptos" w:hAnsi="Aptos" w:cs="Times New Roman"/>
-          <w:kern w:val="2"/>
-          <w:sz w:val="24"/>
-          <w:szCs w:val="24"/>
-          <w:lang w:val="en-US"/>
-          <w14:ligatures w14:val="standardContextual"/>
-        </w:rPr>
-        <w:t>and</w:t>
-      </w:r>
-      <w:r>
-        <w:rPr>
-          <w:rFonts w:ascii="Aptos" w:eastAsia="Aptos" w:hAnsi="Aptos" w:cs="Times New Roman"/>
-          <w:kern w:val="2"/>
-          <w:sz w:val="24"/>
-          <w:szCs w:val="24"/>
-          <w:lang w:val="en-US"/>
-          <w14:ligatures w14:val="standardContextual"/>
-        </w:rPr>
-        <w:t xml:space="preserve"> also</w:t>
-      </w:r>
-      <w:proofErr w:type="gramEnd"/>
-      <w:r>
-        <w:rPr>
-          <w:rFonts w:ascii="Aptos" w:eastAsia="Aptos" w:hAnsi="Aptos" w:cs="Times New Roman"/>
-          <w:kern w:val="2"/>
-          <w:sz w:val="24"/>
-          <w:szCs w:val="24"/>
-          <w:lang w:val="en-US"/>
-          <w14:ligatures w14:val="standardContextual"/>
-        </w:rPr>
-        <w:t xml:space="preserve"> explain the function of each block used in the block diagram in detail.</w:t>
-      </w:r>
-    </w:p>
-    <w:p>
-      <w:pPr>
-        <w:pStyle w:val="ListParagraph"/>
-        <w:numPr>
-          <w:ilvl w:val="0"/>
-          <w:numId w:val="14"/>
-        </w:numPr>
-        <w:spacing w:before="240" w:line="480" w:lineRule="auto"/>
-        <w:rPr>
-          <w:rFonts w:ascii="Aptos" w:eastAsia="Aptos" w:hAnsi="Aptos" w:cs="Times New Roman"/>
-          <w:kern w:val="2"/>
-          <w:sz w:val="24"/>
-          <w:szCs w:val="24"/>
-          <w:lang w:val="en-US"/>
-          <w14:ligatures w14:val="standardContextual"/>
-        </w:rPr>
-      </w:pPr>
-      <w:r>
-        <w:rPr>
-          <w:rFonts w:ascii="Aptos" w:eastAsia="Aptos" w:hAnsi="Aptos" w:cs="Times New Roman"/>
-          <w:kern w:val="2"/>
-          <w:sz w:val="24"/>
-          <w:szCs w:val="24"/>
-          <w:lang w:val="en-US"/>
-          <w14:ligatures w14:val="standardContextual"/>
-        </w:rPr>
-        <w:t xml:space="preserve">Explain the </w:t>
-      </w:r>
-      <w:r>
-        <w:rPr>
-          <w:rFonts w:ascii="Aptos" w:eastAsia="Aptos" w:hAnsi="Aptos" w:cs="Times New Roman"/>
-          <w:kern w:val="2"/>
-          <w:sz w:val="24"/>
-          <w:szCs w:val="24"/>
-          <w:lang w:val="en-US"/>
-          <w14:ligatures w14:val="standardContextual"/>
-        </w:rPr>
-        <w:t>independence and</w:t>
-      </w:r>
-      <w:r>
-        <w:rPr>
-          <w:rFonts w:ascii="Aptos" w:eastAsia="Aptos" w:hAnsi="Aptos" w:cs="Times New Roman"/>
-          <w:kern w:val="2"/>
-          <w:sz w:val="24"/>
-          <w:szCs w:val="24"/>
-          <w:lang w:val="en-US"/>
-          <w14:ligatures w14:val="standardContextual"/>
-        </w:rPr>
-        <w:t xml:space="preserve"> uniformity property of random number. For the following sample of random numbers, perform test for independence using K-S test. (D</w:t>
-      </w:r>
-      <w:r>
-        <w:rPr>
-          <w:rFonts w:ascii="Aptos" w:eastAsia="Aptos" w:hAnsi="Aptos" w:cs="Times New Roman"/>
-          <w:kern w:val="2"/>
-          <w:sz w:val="24"/>
-          <w:szCs w:val="24"/>
-          <w:vertAlign w:val="subscript"/>
-          <w:lang w:val="en-US"/>
-          <w14:ligatures w14:val="standardContextual"/>
-        </w:rPr>
-        <w:t>0.05,10</w:t>
-      </w:r>
-      <w:r>
-        <w:rPr>
-          <w:rFonts w:ascii="Aptos" w:eastAsia="Aptos" w:hAnsi="Aptos" w:cs="Times New Roman"/>
-          <w:kern w:val="2"/>
-          <w:sz w:val="24"/>
-          <w:szCs w:val="24"/>
-          <w:lang w:val="en-US"/>
-          <w14:ligatures w14:val="standardContextual"/>
-        </w:rPr>
-        <w:t xml:space="preserve"> = 0.41)</w:t>
-      </w:r>
-    </w:p>
-    <w:p>
-      <w:pPr>
-        <w:pStyle w:val="ListParagraph"/>
-        <w:spacing w:before="240" w:line="480" w:lineRule="auto"/>
-        <w:ind w:left="360" w:firstLine="360"/>
-        <w:rPr>
-          <w:rFonts w:ascii="Aptos" w:eastAsia="Aptos" w:hAnsi="Aptos" w:cs="Times New Roman"/>
-          <w:kern w:val="2"/>
-          <w:sz w:val="24"/>
-          <w:szCs w:val="24"/>
-          <w:lang w:val="en-US"/>
-          <w14:ligatures w14:val="standardContextual"/>
-        </w:rPr>
-      </w:pPr>
-      <w:r>
-        <w:rPr>
-          <w:rFonts w:ascii="Aptos" w:eastAsia="Aptos" w:hAnsi="Aptos" w:cs="Times New Roman"/>
-          <w:kern w:val="2"/>
-          <w:sz w:val="24"/>
-          <w:szCs w:val="24"/>
-          <w:lang w:val="en-US"/>
-          <w14:ligatures w14:val="standardContextual"/>
-        </w:rPr>
-        <w:t>0.35, 0.77, 0.12, 0.33, 0.88, 0.45, 0.19, 0.25, 0.91, 0.54</w:t>
-      </w:r>
-    </w:p>
-    <w:p>
-      <w:pPr>
-        <w:pStyle w:val="ListParagraph"/>
-        <w:spacing w:before="240" w:line="480" w:lineRule="auto"/>
-        <w:ind w:left="360" w:firstLine="360"/>
-        <w:rPr>
-          <w:rFonts w:ascii="Aptos" w:eastAsia="Aptos" w:hAnsi="Aptos" w:cs="Times New Roman"/>
-          <w:kern w:val="2"/>
-          <w:sz w:val="24"/>
-          <w:szCs w:val="24"/>
-          <w:lang w:val="en-US"/>
-          <w14:ligatures w14:val="standardContextual"/>
-        </w:rPr>
-      </w:pPr>
+          <w:sz w:val="36"/>
+          <w:szCs w:val="36"/>
+          <w:lang w:val="en-US"/>
+          <w14:ligatures w14:val="standardContextual"/>
+        </w:rPr>
+        <w:t>:</w:t>
+      </w:r>
     </w:p>
     <w:p>
       <w:pPr>
@@ -438,6 +81,169 @@
           <w:lang w:val="en-US"/>
           <w14:ligatures w14:val="standardContextual"/>
         </w:rPr>
+        <w:t>Long Answer Questions: [10 marks each]</w:t>
+      </w:r>
+    </w:p>
+    <w:p>
+      <w:pPr>
+        <w:pStyle w:val="ListParagraph"/>
+        <w:numPr>
+          <w:ilvl w:val="0"/>
+          <w:numId w:val="14"/>
+        </w:numPr>
+        <w:spacing w:before="240" w:line="480" w:lineRule="auto"/>
+        <w:rPr>
+          <w:rFonts w:ascii="Aptos" w:eastAsia="Aptos" w:hAnsi="Aptos" w:cs="Times New Roman"/>
+          <w:kern w:val="2"/>
+          <w:sz w:val="24"/>
+          <w:szCs w:val="24"/>
+          <w:lang w:val="en-US"/>
+          <w14:ligatures w14:val="standardContextual"/>
+        </w:rPr>
+      </w:pPr>
+      <w:r>
+        <w:rPr>
+          <w:rFonts w:ascii="Aptos" w:eastAsia="Aptos" w:hAnsi="Aptos" w:cs="Times New Roman"/>
+          <w:kern w:val="2"/>
+          <w:sz w:val="24"/>
+          <w:szCs w:val="24"/>
+          <w:lang w:val="en-US"/>
+          <w14:ligatures w14:val="standardContextual"/>
+        </w:rPr>
+        <w:t xml:space="preserve">Describe the MARK and TABULATE block in GPSS. A coffee shop has a single barista serving customers. Customers arrive at an average rate of one every 3 </w:t>
+      </w:r>
+      <w:proofErr w:type="gramStart"/>
+      <w:r>
+        <w:rPr>
+          <w:rFonts w:ascii="Aptos" w:eastAsia="Aptos" w:hAnsi="Aptos" w:cs="Times New Roman"/>
+          <w:kern w:val="2"/>
+          <w:sz w:val="24"/>
+          <w:szCs w:val="24"/>
+          <w:lang w:val="en-US"/>
+          <w14:ligatures w14:val="standardContextual"/>
+        </w:rPr>
+        <w:t>minutes</w:t>
+      </w:r>
+      <w:proofErr w:type="gramEnd"/>
+      <w:r>
+        <w:rPr>
+          <w:rFonts w:ascii="Aptos" w:eastAsia="Aptos" w:hAnsi="Aptos" w:cs="Times New Roman"/>
+          <w:kern w:val="2"/>
+          <w:sz w:val="24"/>
+          <w:szCs w:val="24"/>
+          <w:lang w:val="en-US"/>
+          <w14:ligatures w14:val="standardContextual"/>
+        </w:rPr>
+        <w:t xml:space="preserve"> and the barista takes an average of 2.5 minutes to serve a customer. Create a simulation model and block diagram representing the coffee shop using GPSS blocks and simulate the system for 8 hours.</w:t>
+      </w:r>
+    </w:p>
+    <w:p>
+      <w:pPr>
+        <w:pStyle w:val="ListParagraph"/>
+        <w:numPr>
+          <w:ilvl w:val="0"/>
+          <w:numId w:val="14"/>
+        </w:numPr>
+        <w:spacing w:before="240" w:line="480" w:lineRule="auto"/>
+        <w:rPr>
+          <w:rFonts w:ascii="Aptos" w:eastAsia="Aptos" w:hAnsi="Aptos" w:cs="Times New Roman"/>
+          <w:kern w:val="2"/>
+          <w:sz w:val="24"/>
+          <w:szCs w:val="24"/>
+          <w:lang w:val="en-US"/>
+          <w14:ligatures w14:val="standardContextual"/>
+        </w:rPr>
+      </w:pPr>
+      <w:r>
+        <w:rPr>
+          <w:rFonts w:ascii="Aptos" w:eastAsia="Aptos" w:hAnsi="Aptos" w:cs="Times New Roman"/>
+          <w:kern w:val="2"/>
+          <w:sz w:val="24"/>
+          <w:szCs w:val="24"/>
+          <w:lang w:val="en-US"/>
+          <w14:ligatures w14:val="standardContextual"/>
+        </w:rPr>
+        <w:t>What is simulation? Describe the analogy between a mechanical system and corresponding electrical system with reference to dynamic physical model.</w:t>
+      </w:r>
+    </w:p>
+    <w:p>
+      <w:pPr>
+        <w:pStyle w:val="ListParagraph"/>
+        <w:numPr>
+          <w:ilvl w:val="0"/>
+          <w:numId w:val="14"/>
+        </w:numPr>
+        <w:spacing w:before="240" w:line="480" w:lineRule="auto"/>
+        <w:rPr>
+          <w:rFonts w:ascii="Aptos" w:eastAsia="Aptos" w:hAnsi="Aptos" w:cs="Times New Roman"/>
+          <w:kern w:val="2"/>
+          <w:sz w:val="24"/>
+          <w:szCs w:val="24"/>
+          <w:lang w:val="en-US"/>
+          <w14:ligatures w14:val="standardContextual"/>
+        </w:rPr>
+      </w:pPr>
+      <w:r>
+        <w:rPr>
+          <w:rFonts w:ascii="Aptos" w:eastAsia="Aptos" w:hAnsi="Aptos" w:cs="Times New Roman"/>
+          <w:kern w:val="2"/>
+          <w:sz w:val="24"/>
+          <w:szCs w:val="24"/>
+          <w:lang w:val="en-US"/>
+          <w14:ligatures w14:val="standardContextual"/>
+        </w:rPr>
+        <w:t>What are the properties of random number? The sequence of numbers 0.23, 0.45, 0.67, 0.12, 0.89, 0.34, 0.56, 0.78, 0.19, 0.41, 0.63, 0.08, 0.85, 0.29, 0.51, 0.73, 0.16, 0.94, 0.37, 0.59 has been generated. Test for the independence among numbers in the sequence starting with index (</w:t>
+      </w:r>
+      <w:proofErr w:type="spellStart"/>
+      <w:r>
+        <w:rPr>
+          <w:rFonts w:ascii="Aptos" w:eastAsia="Aptos" w:hAnsi="Aptos" w:cs="Times New Roman"/>
+          <w:kern w:val="2"/>
+          <w:sz w:val="24"/>
+          <w:szCs w:val="24"/>
+          <w:lang w:val="en-US"/>
+          <w14:ligatures w14:val="standardContextual"/>
+        </w:rPr>
+        <w:t>i</w:t>
+      </w:r>
+      <w:proofErr w:type="spellEnd"/>
+      <w:r>
+        <w:rPr>
+          <w:rFonts w:ascii="Aptos" w:eastAsia="Aptos" w:hAnsi="Aptos" w:cs="Times New Roman"/>
+          <w:kern w:val="2"/>
+          <w:sz w:val="24"/>
+          <w:szCs w:val="24"/>
+          <w:lang w:val="en-US"/>
+          <w14:ligatures w14:val="standardContextual"/>
+        </w:rPr>
+        <w:t>) = 2 and lag (m)=3 using auto-correlation test. (α = 0.05, Zα/2=1.96)</w:t>
+      </w:r>
+    </w:p>
+    <w:p>
+      <w:pPr>
+        <w:spacing w:before="240" w:line="480" w:lineRule="auto"/>
+        <w:rPr>
+          <w:rFonts w:ascii="Aptos" w:eastAsia="Aptos" w:hAnsi="Aptos" w:cs="Times New Roman"/>
+          <w:b/>
+          <w:bCs/>
+          <w:kern w:val="2"/>
+          <w:sz w:val="24"/>
+          <w:szCs w:val="24"/>
+          <w:lang w:val="en-US"/>
+          <w14:ligatures w14:val="standardContextual"/>
+        </w:rPr>
+      </w:pPr>
+      <w:r>
+        <w:rPr>
+          <w:rFonts w:ascii="Aptos" w:eastAsia="Aptos" w:hAnsi="Aptos" w:cs="Times New Roman"/>
+          <w:b/>
+          <w:bCs/>
+          <w:kern w:val="2"/>
+          <w:sz w:val="24"/>
+          <w:szCs w:val="24"/>
+          <w:lang w:val="en-US"/>
+          <w14:ligatures w14:val="standardContextual"/>
+        </w:rPr>
         <w:t>Short Answer Questions: [5 marks each]</w:t>
       </w:r>
     </w:p>
@@ -467,6 +273,765 @@
           <w:lang w:val="en-US"/>
           <w14:ligatures w14:val="standardContextual"/>
         </w:rPr>
+        <w:t>Explain static mathematical model with suitable example.</w:t>
+      </w:r>
+    </w:p>
+    <w:p>
+      <w:pPr>
+        <w:pStyle w:val="ListParagraph"/>
+        <w:numPr>
+          <w:ilvl w:val="0"/>
+          <w:numId w:val="14"/>
+        </w:numPr>
+        <w:spacing w:before="240" w:line="480" w:lineRule="auto"/>
+        <w:rPr>
+          <w:rFonts w:ascii="Aptos" w:eastAsia="Aptos" w:hAnsi="Aptos" w:cs="Times New Roman"/>
+          <w:kern w:val="2"/>
+          <w:sz w:val="24"/>
+          <w:szCs w:val="24"/>
+          <w:lang w:val="en-US"/>
+          <w14:ligatures w14:val="standardContextual"/>
+        </w:rPr>
+      </w:pPr>
+      <w:r>
+        <w:rPr>
+          <w:rFonts w:ascii="Aptos" w:eastAsia="Aptos" w:hAnsi="Aptos" w:cs="Times New Roman"/>
+          <w:kern w:val="2"/>
+          <w:sz w:val="24"/>
+          <w:szCs w:val="24"/>
+          <w:lang w:val="en-US"/>
+          <w14:ligatures w14:val="standardContextual"/>
+        </w:rPr>
+        <w:t>Define Markov Chain. Explain with suitable example.</w:t>
+      </w:r>
+    </w:p>
+    <w:p>
+      <w:pPr>
+        <w:pStyle w:val="ListParagraph"/>
+        <w:numPr>
+          <w:ilvl w:val="0"/>
+          <w:numId w:val="14"/>
+        </w:numPr>
+        <w:spacing w:before="240" w:line="480" w:lineRule="auto"/>
+        <w:rPr>
+          <w:rFonts w:ascii="Aptos" w:eastAsia="Aptos" w:hAnsi="Aptos" w:cs="Times New Roman"/>
+          <w:kern w:val="2"/>
+          <w:sz w:val="24"/>
+          <w:szCs w:val="24"/>
+          <w:lang w:val="en-US"/>
+          <w14:ligatures w14:val="standardContextual"/>
+        </w:rPr>
+      </w:pPr>
+      <w:r>
+        <w:rPr>
+          <w:rFonts w:ascii="Aptos" w:eastAsia="Aptos" w:hAnsi="Aptos" w:cs="Times New Roman"/>
+          <w:kern w:val="2"/>
+          <w:sz w:val="24"/>
+          <w:szCs w:val="24"/>
+          <w:lang w:val="en-US"/>
+          <w14:ligatures w14:val="standardContextual"/>
+        </w:rPr>
+        <w:t>Explain non-stationary Poisson process in brief.</w:t>
+      </w:r>
+    </w:p>
+    <w:p>
+      <w:pPr>
+        <w:pStyle w:val="ListParagraph"/>
+        <w:numPr>
+          <w:ilvl w:val="0"/>
+          <w:numId w:val="14"/>
+        </w:numPr>
+        <w:spacing w:before="240" w:line="480" w:lineRule="auto"/>
+        <w:rPr>
+          <w:rFonts w:ascii="Aptos" w:eastAsia="Aptos" w:hAnsi="Aptos" w:cs="Times New Roman"/>
+          <w:kern w:val="2"/>
+          <w:sz w:val="24"/>
+          <w:szCs w:val="24"/>
+          <w:lang w:val="en-US"/>
+          <w14:ligatures w14:val="standardContextual"/>
+        </w:rPr>
+      </w:pPr>
+      <w:r>
+        <w:rPr>
+          <w:rFonts w:ascii="Aptos" w:eastAsia="Aptos" w:hAnsi="Aptos" w:cs="Times New Roman"/>
+          <w:kern w:val="2"/>
+          <w:sz w:val="24"/>
+          <w:szCs w:val="24"/>
+          <w:lang w:val="en-US"/>
+          <w14:ligatures w14:val="standardContextual"/>
+        </w:rPr>
+        <w:t>Discuss the inverse transform technique and acceptance-rejection technique for random variate generation.</w:t>
+      </w:r>
+    </w:p>
+    <w:p>
+      <w:pPr>
+        <w:pStyle w:val="ListParagraph"/>
+        <w:numPr>
+          <w:ilvl w:val="0"/>
+          <w:numId w:val="14"/>
+        </w:numPr>
+        <w:spacing w:before="240" w:line="480" w:lineRule="auto"/>
+        <w:rPr>
+          <w:rFonts w:ascii="Aptos" w:eastAsia="Aptos" w:hAnsi="Aptos" w:cs="Times New Roman"/>
+          <w:kern w:val="2"/>
+          <w:sz w:val="24"/>
+          <w:szCs w:val="24"/>
+          <w:lang w:val="en-US"/>
+          <w14:ligatures w14:val="standardContextual"/>
+        </w:rPr>
+      </w:pPr>
+      <w:r>
+        <w:rPr>
+          <w:rFonts w:ascii="Aptos" w:eastAsia="Aptos" w:hAnsi="Aptos" w:cs="Times New Roman"/>
+          <w:kern w:val="2"/>
+          <w:sz w:val="24"/>
+          <w:szCs w:val="24"/>
+          <w:lang w:val="en-US"/>
+          <w14:ligatures w14:val="standardContextual"/>
+        </w:rPr>
+        <w:lastRenderedPageBreak/>
+        <w:t>Explain the iterative process of calibrating a model.</w:t>
+      </w:r>
+    </w:p>
+    <w:p>
+      <w:pPr>
+        <w:pStyle w:val="ListParagraph"/>
+        <w:numPr>
+          <w:ilvl w:val="0"/>
+          <w:numId w:val="14"/>
+        </w:numPr>
+        <w:spacing w:before="240" w:line="480" w:lineRule="auto"/>
+        <w:rPr>
+          <w:rFonts w:ascii="Aptos" w:eastAsia="Aptos" w:hAnsi="Aptos" w:cs="Times New Roman"/>
+          <w:kern w:val="2"/>
+          <w:sz w:val="24"/>
+          <w:szCs w:val="24"/>
+          <w:lang w:val="en-US"/>
+          <w14:ligatures w14:val="standardContextual"/>
+        </w:rPr>
+      </w:pPr>
+      <w:r>
+        <w:rPr>
+          <w:rFonts w:ascii="Aptos" w:eastAsia="Aptos" w:hAnsi="Aptos" w:cs="Times New Roman"/>
+          <w:kern w:val="2"/>
+          <w:sz w:val="24"/>
+          <w:szCs w:val="24"/>
+          <w:lang w:val="en-US"/>
+          <w14:ligatures w14:val="standardContextual"/>
+        </w:rPr>
+        <w:t>Explain Kendall notation with appropriate example.</w:t>
+      </w:r>
+    </w:p>
+    <w:p>
+      <w:pPr>
+        <w:pStyle w:val="ListParagraph"/>
+        <w:numPr>
+          <w:ilvl w:val="0"/>
+          <w:numId w:val="14"/>
+        </w:numPr>
+        <w:spacing w:before="240" w:line="480" w:lineRule="auto"/>
+        <w:rPr>
+          <w:rFonts w:ascii="Aptos" w:eastAsia="Aptos" w:hAnsi="Aptos" w:cs="Times New Roman"/>
+          <w:kern w:val="2"/>
+          <w:sz w:val="24"/>
+          <w:szCs w:val="24"/>
+          <w:lang w:val="en-US"/>
+          <w14:ligatures w14:val="standardContextual"/>
+        </w:rPr>
+      </w:pPr>
+      <w:r>
+        <w:rPr>
+          <w:rFonts w:ascii="Aptos" w:eastAsia="Aptos" w:hAnsi="Aptos" w:cs="Times New Roman"/>
+          <w:kern w:val="2"/>
+          <w:sz w:val="24"/>
+          <w:szCs w:val="24"/>
+          <w:lang w:val="en-US"/>
+          <w14:ligatures w14:val="standardContextual"/>
+        </w:rPr>
+        <w:t>Explain Hybrid Simulation with examples.</w:t>
+      </w:r>
+    </w:p>
+    <w:p>
+      <w:pPr>
+        <w:pStyle w:val="ListParagraph"/>
+        <w:numPr>
+          <w:ilvl w:val="0"/>
+          <w:numId w:val="14"/>
+        </w:numPr>
+        <w:spacing w:before="240" w:line="480" w:lineRule="auto"/>
+        <w:rPr>
+          <w:rFonts w:ascii="Aptos" w:eastAsia="Aptos" w:hAnsi="Aptos" w:cs="Times New Roman"/>
+          <w:kern w:val="2"/>
+          <w:sz w:val="24"/>
+          <w:szCs w:val="24"/>
+          <w:lang w:val="en-US"/>
+          <w14:ligatures w14:val="standardContextual"/>
+        </w:rPr>
+      </w:pPr>
+      <w:r>
+        <w:rPr>
+          <w:rFonts w:ascii="Aptos" w:eastAsia="Aptos" w:hAnsi="Aptos" w:cs="Times New Roman"/>
+          <w:kern w:val="2"/>
+          <w:sz w:val="24"/>
+          <w:szCs w:val="24"/>
+          <w:lang w:val="en-US"/>
+          <w14:ligatures w14:val="standardContextual"/>
+        </w:rPr>
+        <w:t>What is a feedback system? Explain with suitable examples.</w:t>
+      </w:r>
+    </w:p>
+    <w:p>
+      <w:pPr>
+        <w:pStyle w:val="ListParagraph"/>
+        <w:numPr>
+          <w:ilvl w:val="0"/>
+          <w:numId w:val="14"/>
+        </w:numPr>
+        <w:spacing w:before="240" w:line="480" w:lineRule="auto"/>
+        <w:rPr>
+          <w:rFonts w:ascii="Aptos" w:eastAsia="Aptos" w:hAnsi="Aptos" w:cs="Times New Roman"/>
+          <w:kern w:val="2"/>
+          <w:sz w:val="24"/>
+          <w:szCs w:val="24"/>
+          <w:lang w:val="en-US"/>
+          <w14:ligatures w14:val="standardContextual"/>
+        </w:rPr>
+      </w:pPr>
+      <w:r>
+        <w:rPr>
+          <w:rFonts w:ascii="Aptos" w:eastAsia="Aptos" w:hAnsi="Aptos" w:cs="Times New Roman"/>
+          <w:kern w:val="2"/>
+          <w:sz w:val="24"/>
+          <w:szCs w:val="24"/>
+          <w:lang w:val="en-US"/>
+          <w14:ligatures w14:val="standardContextual"/>
+        </w:rPr>
+        <w:t>Write short notes on</w:t>
+      </w:r>
+      <w:r>
+        <w:rPr>
+          <w:rFonts w:ascii="Aptos" w:eastAsia="Aptos" w:hAnsi="Aptos" w:cs="Times New Roman"/>
+          <w:kern w:val="2"/>
+          <w:sz w:val="24"/>
+          <w:szCs w:val="24"/>
+          <w:lang w:val="en-US"/>
+          <w14:ligatures w14:val="standardContextual"/>
+        </w:rPr>
+        <w:t>:</w:t>
+      </w:r>
+    </w:p>
+    <w:p>
+      <w:pPr>
+        <w:pStyle w:val="ListParagraph"/>
+        <w:numPr>
+          <w:ilvl w:val="0"/>
+          <w:numId w:val="15"/>
+        </w:numPr>
+        <w:spacing w:before="240" w:line="480" w:lineRule="auto"/>
+        <w:rPr>
+          <w:rFonts w:ascii="Aptos" w:eastAsia="Aptos" w:hAnsi="Aptos" w:cs="Times New Roman"/>
+          <w:kern w:val="2"/>
+          <w:sz w:val="24"/>
+          <w:szCs w:val="24"/>
+          <w:lang w:val="en-US"/>
+          <w14:ligatures w14:val="standardContextual"/>
+        </w:rPr>
+      </w:pPr>
+      <w:r>
+        <w:rPr>
+          <w:rFonts w:ascii="Aptos" w:eastAsia="Aptos" w:hAnsi="Aptos" w:cs="Times New Roman"/>
+          <w:kern w:val="2"/>
+          <w:sz w:val="24"/>
+          <w:szCs w:val="24"/>
+          <w:lang w:val="en-US"/>
+          <w14:ligatures w14:val="standardContextual"/>
+        </w:rPr>
+        <w:t>Mid Square Method</w:t>
+      </w:r>
+    </w:p>
+    <w:p>
+      <w:pPr>
+        <w:pStyle w:val="ListParagraph"/>
+        <w:numPr>
+          <w:ilvl w:val="0"/>
+          <w:numId w:val="15"/>
+        </w:numPr>
+        <w:spacing w:before="240" w:line="480" w:lineRule="auto"/>
+        <w:rPr>
+          <w:rFonts w:ascii="Aptos" w:eastAsia="Aptos" w:hAnsi="Aptos" w:cs="Times New Roman"/>
+          <w:kern w:val="2"/>
+          <w:sz w:val="24"/>
+          <w:szCs w:val="24"/>
+          <w:lang w:val="en-US"/>
+          <w14:ligatures w14:val="standardContextual"/>
+        </w:rPr>
+      </w:pPr>
+      <w:r>
+        <w:rPr>
+          <w:rFonts w:ascii="Aptos" w:eastAsia="Aptos" w:hAnsi="Aptos" w:cs="Times New Roman"/>
+          <w:kern w:val="2"/>
+          <w:sz w:val="24"/>
+          <w:szCs w:val="24"/>
+          <w:lang w:val="en-US"/>
+          <w14:ligatures w14:val="standardContextual"/>
+        </w:rPr>
+        <w:t>Digital Analog Simulation</w:t>
+      </w:r>
+    </w:p>
+    <w:p>
+      <w:pPr>
+        <w:rPr>
+          <w:rFonts w:ascii="Aptos" w:eastAsia="Aptos" w:hAnsi="Aptos" w:cs="Times New Roman"/>
+          <w:kern w:val="2"/>
+          <w:sz w:val="24"/>
+          <w:szCs w:val="24"/>
+          <w:lang w:val="en-US"/>
+          <w14:ligatures w14:val="standardContextual"/>
+        </w:rPr>
+      </w:pPr>
+      <w:r>
+        <w:rPr>
+          <w:rFonts w:ascii="Aptos" w:eastAsia="Aptos" w:hAnsi="Aptos" w:cs="Times New Roman"/>
+          <w:kern w:val="2"/>
+          <w:sz w:val="24"/>
+          <w:szCs w:val="24"/>
+          <w:lang w:val="en-US"/>
+          <w14:ligatures w14:val="standardContextual"/>
+        </w:rPr>
+        <w:br w:type="page"/>
+      </w:r>
+    </w:p>
+    <w:p>
+      <w:pPr>
+        <w:spacing w:before="240" w:line="480" w:lineRule="auto"/>
+        <w:rPr>
+          <w:rFonts w:ascii="Aptos" w:eastAsia="Aptos" w:hAnsi="Aptos" w:cs="Times New Roman"/>
+          <w:b/>
+          <w:bCs/>
+          <w:kern w:val="2"/>
+          <w:sz w:val="36"/>
+          <w:szCs w:val="36"/>
+          <w:lang w:val="en-US"/>
+          <w14:ligatures w14:val="standardContextual"/>
+        </w:rPr>
+      </w:pPr>
+      <w:r>
+        <w:rPr>
+          <w:rFonts w:ascii="Aptos" w:eastAsia="Aptos" w:hAnsi="Aptos" w:cs="Times New Roman"/>
+          <w:b/>
+          <w:bCs/>
+          <w:kern w:val="2"/>
+          <w:sz w:val="36"/>
+          <w:szCs w:val="36"/>
+          <w:lang w:val="en-US"/>
+          <w14:ligatures w14:val="standardContextual"/>
+        </w:rPr>
+        <w:lastRenderedPageBreak/>
+        <w:t>2081:</w:t>
+      </w:r>
+    </w:p>
+    <w:p>
+      <w:pPr>
+        <w:spacing w:before="240" w:line="480" w:lineRule="auto"/>
+        <w:rPr>
+          <w:rFonts w:ascii="Aptos" w:eastAsia="Aptos" w:hAnsi="Aptos" w:cs="Times New Roman"/>
+          <w:b/>
+          <w:bCs/>
+          <w:kern w:val="2"/>
+          <w:sz w:val="24"/>
+          <w:szCs w:val="24"/>
+          <w:lang w:val="en-US"/>
+          <w14:ligatures w14:val="standardContextual"/>
+        </w:rPr>
+      </w:pPr>
+      <w:r>
+        <w:rPr>
+          <w:rFonts w:ascii="Aptos" w:eastAsia="Aptos" w:hAnsi="Aptos" w:cs="Times New Roman"/>
+          <w:b/>
+          <w:bCs/>
+          <w:kern w:val="2"/>
+          <w:sz w:val="24"/>
+          <w:szCs w:val="24"/>
+          <w:lang w:val="en-US"/>
+          <w14:ligatures w14:val="standardContextual"/>
+        </w:rPr>
+        <w:t>Long Answer Questions: [10 marks each]</w:t>
+      </w:r>
+    </w:p>
+    <w:p>
+      <w:pPr>
+        <w:pStyle w:val="ListParagraph"/>
+        <w:numPr>
+          <w:ilvl w:val="0"/>
+          <w:numId w:val="21"/>
+        </w:numPr>
+        <w:spacing w:before="240" w:line="480" w:lineRule="auto"/>
+        <w:rPr>
+          <w:rFonts w:ascii="Aptos" w:eastAsia="Aptos" w:hAnsi="Aptos" w:cs="Times New Roman"/>
+          <w:b/>
+          <w:bCs/>
+          <w:kern w:val="2"/>
+          <w:sz w:val="24"/>
+          <w:szCs w:val="24"/>
+          <w:lang w:val="en-US"/>
+          <w14:ligatures w14:val="standardContextual"/>
+        </w:rPr>
+      </w:pPr>
+      <w:r>
+        <w:rPr>
+          <w:rFonts w:ascii="Aptos" w:eastAsia="Aptos" w:hAnsi="Aptos" w:cs="Times New Roman"/>
+          <w:kern w:val="2"/>
+          <w:sz w:val="24"/>
+          <w:szCs w:val="24"/>
+          <w:lang w:val="en-US"/>
+          <w14:ligatures w14:val="standardContextual"/>
+        </w:rPr>
+        <w:t xml:space="preserve"> </w:t>
+      </w:r>
+      <w:r>
+        <w:rPr>
+          <w:rFonts w:ascii="Aptos" w:eastAsia="Aptos" w:hAnsi="Aptos" w:cs="Times New Roman"/>
+          <w:kern w:val="2"/>
+          <w:sz w:val="24"/>
+          <w:szCs w:val="24"/>
+          <w:lang w:val="en-US"/>
+          <w14:ligatures w14:val="standardContextual"/>
+        </w:rPr>
+        <w:t xml:space="preserve">Why is it necessary to analyze the simulation </w:t>
+      </w:r>
+      <w:r>
+        <w:rPr>
+          <w:rFonts w:ascii="Aptos" w:eastAsia="Aptos" w:hAnsi="Aptos" w:cs="Times New Roman"/>
+          <w:kern w:val="2"/>
+          <w:sz w:val="24"/>
+          <w:szCs w:val="24"/>
+          <w:lang w:val="en-US"/>
+          <w14:ligatures w14:val="standardContextual"/>
+        </w:rPr>
+        <w:t>output?</w:t>
+      </w:r>
+      <w:r>
+        <w:rPr>
+          <w:rFonts w:ascii="Aptos" w:eastAsia="Aptos" w:hAnsi="Aptos" w:cs="Times New Roman"/>
+          <w:kern w:val="2"/>
+          <w:sz w:val="24"/>
+          <w:szCs w:val="24"/>
+          <w:lang w:val="en-US"/>
+          <w14:ligatures w14:val="standardContextual"/>
+        </w:rPr>
+        <w:t xml:space="preserve"> Explain different estimation </w:t>
+      </w:r>
+      <w:r>
+        <w:rPr>
+          <w:rFonts w:ascii="Aptos" w:eastAsia="Aptos" w:hAnsi="Aptos" w:cs="Times New Roman"/>
+          <w:kern w:val="2"/>
+          <w:sz w:val="24"/>
+          <w:szCs w:val="24"/>
+          <w:lang w:val="en-US"/>
+          <w14:ligatures w14:val="standardContextual"/>
+        </w:rPr>
+        <w:t>methods</w:t>
+      </w:r>
+      <w:r>
+        <w:rPr>
+          <w:rFonts w:ascii="Aptos" w:eastAsia="Aptos" w:hAnsi="Aptos" w:cs="Times New Roman"/>
+          <w:kern w:val="2"/>
+          <w:sz w:val="24"/>
+          <w:szCs w:val="24"/>
+          <w:lang w:val="en-US"/>
+          <w14:ligatures w14:val="standardContextual"/>
+        </w:rPr>
+        <w:t xml:space="preserve"> which are used in </w:t>
+      </w:r>
+      <w:r>
+        <w:rPr>
+          <w:rFonts w:ascii="Aptos" w:eastAsia="Aptos" w:hAnsi="Aptos" w:cs="Times New Roman"/>
+          <w:kern w:val="2"/>
+          <w:sz w:val="24"/>
+          <w:szCs w:val="24"/>
+          <w:lang w:val="en-US"/>
+          <w14:ligatures w14:val="standardContextual"/>
+        </w:rPr>
+        <w:t>simulation</w:t>
+      </w:r>
+      <w:r>
+        <w:rPr>
+          <w:rFonts w:ascii="Aptos" w:eastAsia="Aptos" w:hAnsi="Aptos" w:cs="Times New Roman"/>
+          <w:kern w:val="2"/>
+          <w:sz w:val="24"/>
+          <w:szCs w:val="24"/>
+          <w:lang w:val="en-US"/>
+          <w14:ligatures w14:val="standardContextual"/>
+        </w:rPr>
+        <w:t xml:space="preserve"> output analysis.</w:t>
+      </w:r>
+    </w:p>
+    <w:p>
+      <w:pPr>
+        <w:pStyle w:val="ListParagraph"/>
+        <w:numPr>
+          <w:ilvl w:val="0"/>
+          <w:numId w:val="21"/>
+        </w:numPr>
+        <w:spacing w:before="240" w:line="480" w:lineRule="auto"/>
+        <w:rPr>
+          <w:rFonts w:ascii="Aptos" w:eastAsia="Aptos" w:hAnsi="Aptos" w:cs="Times New Roman"/>
+          <w:kern w:val="2"/>
+          <w:sz w:val="24"/>
+          <w:szCs w:val="24"/>
+          <w:lang w:val="en-US"/>
+          <w14:ligatures w14:val="standardContextual"/>
+        </w:rPr>
+      </w:pPr>
+      <w:r>
+        <w:rPr>
+          <w:rFonts w:ascii="Aptos" w:eastAsia="Aptos" w:hAnsi="Aptos" w:cs="Times New Roman"/>
+          <w:kern w:val="2"/>
+          <w:sz w:val="24"/>
+          <w:szCs w:val="24"/>
+          <w:lang w:val="en-US"/>
+          <w14:ligatures w14:val="standardContextual"/>
+        </w:rPr>
+        <w:t xml:space="preserve">Consider that a machine tool in a manufacturing shop is turning out parts at the rate of two every 5 minutes. As they are finished, the parts go to an inspector, who takes 5±2 minutes to examine each one and </w:t>
+      </w:r>
+      <w:r>
+        <w:rPr>
+          <w:rFonts w:ascii="Aptos" w:eastAsia="Aptos" w:hAnsi="Aptos" w:cs="Times New Roman"/>
+          <w:kern w:val="2"/>
+          <w:sz w:val="24"/>
+          <w:szCs w:val="24"/>
+          <w:lang w:val="en-US"/>
+          <w14:ligatures w14:val="standardContextual"/>
+        </w:rPr>
+        <w:t>rejects</w:t>
+      </w:r>
+      <w:r>
+        <w:rPr>
+          <w:rFonts w:ascii="Aptos" w:eastAsia="Aptos" w:hAnsi="Aptos" w:cs="Times New Roman"/>
+          <w:kern w:val="2"/>
+          <w:sz w:val="24"/>
+          <w:szCs w:val="24"/>
+          <w:lang w:val="en-US"/>
+          <w14:ligatures w14:val="standardContextual"/>
+        </w:rPr>
+        <w:t xml:space="preserve"> about 15% of the parts. Now develop a block diagram and write the code for simulating the above problem using </w:t>
+      </w:r>
+      <w:r>
+        <w:rPr>
+          <w:rFonts w:ascii="Aptos" w:eastAsia="Aptos" w:hAnsi="Aptos" w:cs="Times New Roman"/>
+          <w:kern w:val="2"/>
+          <w:sz w:val="24"/>
+          <w:szCs w:val="24"/>
+          <w:lang w:val="en-US"/>
+          <w14:ligatures w14:val="standardContextual"/>
+        </w:rPr>
+        <w:t xml:space="preserve">GPSS </w:t>
+      </w:r>
+      <w:proofErr w:type="gramStart"/>
+      <w:r>
+        <w:rPr>
+          <w:rFonts w:ascii="Aptos" w:eastAsia="Aptos" w:hAnsi="Aptos" w:cs="Times New Roman"/>
+          <w:kern w:val="2"/>
+          <w:sz w:val="24"/>
+          <w:szCs w:val="24"/>
+          <w:lang w:val="en-US"/>
+          <w14:ligatures w14:val="standardContextual"/>
+        </w:rPr>
+        <w:t>and</w:t>
+      </w:r>
+      <w:r>
+        <w:rPr>
+          <w:rFonts w:ascii="Aptos" w:eastAsia="Aptos" w:hAnsi="Aptos" w:cs="Times New Roman"/>
+          <w:kern w:val="2"/>
+          <w:sz w:val="24"/>
+          <w:szCs w:val="24"/>
+          <w:lang w:val="en-US"/>
+          <w14:ligatures w14:val="standardContextual"/>
+        </w:rPr>
+        <w:t xml:space="preserve"> also</w:t>
+      </w:r>
+      <w:proofErr w:type="gramEnd"/>
+      <w:r>
+        <w:rPr>
+          <w:rFonts w:ascii="Aptos" w:eastAsia="Aptos" w:hAnsi="Aptos" w:cs="Times New Roman"/>
+          <w:kern w:val="2"/>
+          <w:sz w:val="24"/>
+          <w:szCs w:val="24"/>
+          <w:lang w:val="en-US"/>
+          <w14:ligatures w14:val="standardContextual"/>
+        </w:rPr>
+        <w:t xml:space="preserve"> explain the function of each block used in the block diagram in detail.</w:t>
+      </w:r>
+    </w:p>
+    <w:p>
+      <w:pPr>
+        <w:pStyle w:val="ListParagraph"/>
+        <w:numPr>
+          <w:ilvl w:val="0"/>
+          <w:numId w:val="21"/>
+        </w:numPr>
+        <w:spacing w:before="240" w:line="480" w:lineRule="auto"/>
+        <w:rPr>
+          <w:rFonts w:ascii="Aptos" w:eastAsia="Aptos" w:hAnsi="Aptos" w:cs="Times New Roman"/>
+          <w:kern w:val="2"/>
+          <w:sz w:val="24"/>
+          <w:szCs w:val="24"/>
+          <w:lang w:val="en-US"/>
+          <w14:ligatures w14:val="standardContextual"/>
+        </w:rPr>
+      </w:pPr>
+      <w:r>
+        <w:rPr>
+          <w:rFonts w:ascii="Aptos" w:eastAsia="Aptos" w:hAnsi="Aptos" w:cs="Times New Roman"/>
+          <w:kern w:val="2"/>
+          <w:sz w:val="24"/>
+          <w:szCs w:val="24"/>
+          <w:lang w:val="en-US"/>
+          <w14:ligatures w14:val="standardContextual"/>
+        </w:rPr>
+        <w:t xml:space="preserve">Explain the </w:t>
+      </w:r>
+      <w:r>
+        <w:rPr>
+          <w:rFonts w:ascii="Aptos" w:eastAsia="Aptos" w:hAnsi="Aptos" w:cs="Times New Roman"/>
+          <w:kern w:val="2"/>
+          <w:sz w:val="24"/>
+          <w:szCs w:val="24"/>
+          <w:lang w:val="en-US"/>
+          <w14:ligatures w14:val="standardContextual"/>
+        </w:rPr>
+        <w:t>independence and</w:t>
+      </w:r>
+      <w:r>
+        <w:rPr>
+          <w:rFonts w:ascii="Aptos" w:eastAsia="Aptos" w:hAnsi="Aptos" w:cs="Times New Roman"/>
+          <w:kern w:val="2"/>
+          <w:sz w:val="24"/>
+          <w:szCs w:val="24"/>
+          <w:lang w:val="en-US"/>
+          <w14:ligatures w14:val="standardContextual"/>
+        </w:rPr>
+        <w:t xml:space="preserve"> uniformity property of random number. For the following sample of random numbers, perform test for independence using K-S test. (D</w:t>
+      </w:r>
+      <w:r>
+        <w:rPr>
+          <w:rFonts w:ascii="Aptos" w:eastAsia="Aptos" w:hAnsi="Aptos" w:cs="Times New Roman"/>
+          <w:kern w:val="2"/>
+          <w:sz w:val="24"/>
+          <w:szCs w:val="24"/>
+          <w:vertAlign w:val="subscript"/>
+          <w:lang w:val="en-US"/>
+          <w14:ligatures w14:val="standardContextual"/>
+        </w:rPr>
+        <w:t>0.05,10</w:t>
+      </w:r>
+      <w:r>
+        <w:rPr>
+          <w:rFonts w:ascii="Aptos" w:eastAsia="Aptos" w:hAnsi="Aptos" w:cs="Times New Roman"/>
+          <w:kern w:val="2"/>
+          <w:sz w:val="24"/>
+          <w:szCs w:val="24"/>
+          <w:lang w:val="en-US"/>
+          <w14:ligatures w14:val="standardContextual"/>
+        </w:rPr>
+        <w:t xml:space="preserve"> = 0.41)</w:t>
+      </w:r>
+    </w:p>
+    <w:p>
+      <w:pPr>
+        <w:pStyle w:val="ListParagraph"/>
+        <w:spacing w:before="240" w:line="480" w:lineRule="auto"/>
+        <w:ind w:left="360" w:firstLine="360"/>
+        <w:rPr>
+          <w:rFonts w:ascii="Aptos" w:eastAsia="Aptos" w:hAnsi="Aptos" w:cs="Times New Roman"/>
+          <w:kern w:val="2"/>
+          <w:sz w:val="24"/>
+          <w:szCs w:val="24"/>
+          <w:lang w:val="en-US"/>
+          <w14:ligatures w14:val="standardContextual"/>
+        </w:rPr>
+      </w:pPr>
+      <w:r>
+        <w:rPr>
+          <w:rFonts w:ascii="Aptos" w:eastAsia="Aptos" w:hAnsi="Aptos" w:cs="Times New Roman"/>
+          <w:kern w:val="2"/>
+          <w:sz w:val="24"/>
+          <w:szCs w:val="24"/>
+          <w:lang w:val="en-US"/>
+          <w14:ligatures w14:val="standardContextual"/>
+        </w:rPr>
+        <w:t>0.35, 0.77, 0.12, 0.33, 0.88, 0.45, 0.19, 0.25, 0.91, 0.54</w:t>
+      </w:r>
+    </w:p>
+    <w:p>
+      <w:pPr>
+        <w:pStyle w:val="ListParagraph"/>
+        <w:spacing w:before="240" w:line="480" w:lineRule="auto"/>
+        <w:ind w:left="360" w:firstLine="360"/>
+        <w:rPr>
+          <w:rFonts w:ascii="Aptos" w:eastAsia="Aptos" w:hAnsi="Aptos" w:cs="Times New Roman"/>
+          <w:kern w:val="2"/>
+          <w:sz w:val="24"/>
+          <w:szCs w:val="24"/>
+          <w:lang w:val="en-US"/>
+          <w14:ligatures w14:val="standardContextual"/>
+        </w:rPr>
+      </w:pPr>
+    </w:p>
+    <w:p>
+      <w:pPr>
+        <w:spacing w:before="240" w:line="480" w:lineRule="auto"/>
+        <w:rPr>
+          <w:rFonts w:ascii="Aptos" w:eastAsia="Aptos" w:hAnsi="Aptos" w:cs="Times New Roman"/>
+          <w:b/>
+          <w:bCs/>
+          <w:kern w:val="2"/>
+          <w:sz w:val="24"/>
+          <w:szCs w:val="24"/>
+          <w:lang w:val="en-US"/>
+          <w14:ligatures w14:val="standardContextual"/>
+        </w:rPr>
+      </w:pPr>
+      <w:r>
+        <w:rPr>
+          <w:rFonts w:ascii="Aptos" w:eastAsia="Aptos" w:hAnsi="Aptos" w:cs="Times New Roman"/>
+          <w:b/>
+          <w:bCs/>
+          <w:kern w:val="2"/>
+          <w:sz w:val="24"/>
+          <w:szCs w:val="24"/>
+          <w:lang w:val="en-US"/>
+          <w14:ligatures w14:val="standardContextual"/>
+        </w:rPr>
+        <w:t>Short Answer Questions: [5 marks each]</w:t>
+      </w:r>
+    </w:p>
+    <w:p>
+      <w:pPr>
+        <w:pStyle w:val="ListParagraph"/>
+        <w:numPr>
+          <w:ilvl w:val="0"/>
+          <w:numId w:val="21"/>
+        </w:numPr>
+        <w:spacing w:before="240" w:line="480" w:lineRule="auto"/>
+        <w:rPr>
+          <w:rFonts w:ascii="Aptos" w:eastAsia="Aptos" w:hAnsi="Aptos" w:cs="Times New Roman"/>
+          <w:kern w:val="2"/>
+          <w:sz w:val="24"/>
+          <w:szCs w:val="24"/>
+          <w:lang w:val="en-US"/>
+          <w14:ligatures w14:val="standardContextual"/>
+        </w:rPr>
+      </w:pPr>
+      <w:r>
+        <w:rPr>
+          <w:rFonts w:ascii="Aptos" w:eastAsia="Aptos" w:hAnsi="Aptos" w:cs="Times New Roman"/>
+          <w:kern w:val="2"/>
+          <w:sz w:val="24"/>
+          <w:szCs w:val="24"/>
+          <w:lang w:val="en-US"/>
+          <w14:ligatures w14:val="standardContextual"/>
+        </w:rPr>
         <w:t>Difference between static physical and dynamic physical models.</w:t>
       </w:r>
     </w:p>
@@ -475,52 +1040,28 @@
         <w:pStyle w:val="ListParagraph"/>
         <w:numPr>
           <w:ilvl w:val="0"/>
-          <w:numId w:val="14"/>
-        </w:numPr>
-        <w:spacing w:before="240" w:line="480" w:lineRule="auto"/>
-        <w:rPr>
-          <w:rFonts w:ascii="Aptos" w:eastAsia="Aptos" w:hAnsi="Aptos" w:cs="Times New Roman"/>
-          <w:kern w:val="2"/>
-          <w:sz w:val="24"/>
-          <w:szCs w:val="24"/>
-          <w:lang w:val="en-US"/>
-          <w14:ligatures w14:val="standardContextual"/>
-        </w:rPr>
-      </w:pPr>
-      <w:r>
-        <w:rPr>
-          <w:rFonts w:ascii="Aptos" w:eastAsia="Aptos" w:hAnsi="Aptos" w:cs="Times New Roman"/>
-          <w:kern w:val="2"/>
-          <w:sz w:val="24"/>
-          <w:szCs w:val="24"/>
-          <w:lang w:val="en-US"/>
-          <w14:ligatures w14:val="standardContextual"/>
-        </w:rPr>
-        <w:t xml:space="preserve">Describe </w:t>
-      </w:r>
-      <w:proofErr w:type="gramStart"/>
-      <w:r>
-        <w:rPr>
-          <w:rFonts w:ascii="Aptos" w:eastAsia="Aptos" w:hAnsi="Aptos" w:cs="Times New Roman"/>
-          <w:kern w:val="2"/>
-          <w:sz w:val="24"/>
-          <w:szCs w:val="24"/>
-          <w:lang w:val="en-US"/>
-          <w14:ligatures w14:val="standardContextual"/>
-        </w:rPr>
-        <w:t>different phases</w:t>
-      </w:r>
-      <w:proofErr w:type="gramEnd"/>
-      <w:r>
-        <w:rPr>
-          <w:rFonts w:ascii="Aptos" w:eastAsia="Aptos" w:hAnsi="Aptos" w:cs="Times New Roman"/>
-          <w:kern w:val="2"/>
-          <w:sz w:val="24"/>
-          <w:szCs w:val="24"/>
-          <w:lang w:val="en-US"/>
-          <w14:ligatures w14:val="standardContextual"/>
-        </w:rPr>
-        <w:t xml:space="preserve"> of simulation study with help of flowchart.</w:t>
+          <w:numId w:val="21"/>
+        </w:numPr>
+        <w:spacing w:before="240" w:line="480" w:lineRule="auto"/>
+        <w:rPr>
+          <w:rFonts w:ascii="Aptos" w:eastAsia="Aptos" w:hAnsi="Aptos" w:cs="Times New Roman"/>
+          <w:kern w:val="2"/>
+          <w:sz w:val="24"/>
+          <w:szCs w:val="24"/>
+          <w:lang w:val="en-US"/>
+          <w14:ligatures w14:val="standardContextual"/>
+        </w:rPr>
+      </w:pPr>
+      <w:r>
+        <w:rPr>
+          <w:rFonts w:ascii="Aptos" w:eastAsia="Aptos" w:hAnsi="Aptos" w:cs="Times New Roman"/>
+          <w:kern w:val="2"/>
+          <w:sz w:val="24"/>
+          <w:szCs w:val="24"/>
+          <w:lang w:val="en-US"/>
+          <w14:ligatures w14:val="standardContextual"/>
+        </w:rPr>
+        <w:t>Describe different phases of simulation study with help of flowchart.</w:t>
       </w:r>
     </w:p>
     <w:p>
@@ -528,7 +1069,7 @@
         <w:pStyle w:val="ListParagraph"/>
         <w:numPr>
           <w:ilvl w:val="0"/>
-          <w:numId w:val="14"/>
+          <w:numId w:val="21"/>
         </w:numPr>
         <w:spacing w:before="240" w:line="480" w:lineRule="auto"/>
         <w:rPr>
@@ -623,7 +1164,7 @@
         <w:pStyle w:val="ListParagraph"/>
         <w:numPr>
           <w:ilvl w:val="0"/>
-          <w:numId w:val="14"/>
+          <w:numId w:val="21"/>
         </w:numPr>
         <w:spacing w:before="240" w:line="480" w:lineRule="auto"/>
         <w:rPr>
@@ -674,7 +1215,7 @@
         <w:pStyle w:val="ListParagraph"/>
         <w:numPr>
           <w:ilvl w:val="0"/>
-          <w:numId w:val="14"/>
+          <w:numId w:val="21"/>
         </w:numPr>
         <w:spacing w:before="240" w:line="480" w:lineRule="auto"/>
         <w:rPr>
@@ -696,31 +1237,7 @@
           <w14:ligatures w14:val="standardContextual"/>
         </w:rPr>
         <w:lastRenderedPageBreak/>
-        <w:t xml:space="preserve">Describe the process of model building, </w:t>
-      </w:r>
-      <w:proofErr w:type="gramStart"/>
-      <w:r>
-        <w:rPr>
-          <w:rFonts w:ascii="Aptos" w:eastAsia="Aptos" w:hAnsi="Aptos" w:cs="Times New Roman"/>
-          <w:kern w:val="2"/>
-          <w:sz w:val="24"/>
-          <w:szCs w:val="24"/>
-          <w:lang w:val="en-US"/>
-          <w14:ligatures w14:val="standardContextual"/>
-        </w:rPr>
-        <w:t>verification</w:t>
-      </w:r>
-      <w:proofErr w:type="gramEnd"/>
-      <w:r>
-        <w:rPr>
-          <w:rFonts w:ascii="Aptos" w:eastAsia="Aptos" w:hAnsi="Aptos" w:cs="Times New Roman"/>
-          <w:kern w:val="2"/>
-          <w:sz w:val="24"/>
-          <w:szCs w:val="24"/>
-          <w:lang w:val="en-US"/>
-          <w14:ligatures w14:val="standardContextual"/>
-        </w:rPr>
-        <w:t xml:space="preserve"> and validation in detail with example.</w:t>
+        <w:t>Describe the process of model building, verification and validation in detail with example.</w:t>
       </w:r>
     </w:p>
     <w:p>
@@ -728,7 +1245,7 @@
         <w:pStyle w:val="ListParagraph"/>
         <w:numPr>
           <w:ilvl w:val="0"/>
-          <w:numId w:val="14"/>
+          <w:numId w:val="21"/>
         </w:numPr>
         <w:spacing w:before="240" w:line="480" w:lineRule="auto"/>
         <w:rPr>
@@ -757,7 +1274,7 @@
         <w:pStyle w:val="ListParagraph"/>
         <w:numPr>
           <w:ilvl w:val="0"/>
-          <w:numId w:val="14"/>
+          <w:numId w:val="21"/>
         </w:numPr>
         <w:spacing w:before="240" w:line="480" w:lineRule="auto"/>
         <w:rPr>
@@ -786,7 +1303,7 @@
         <w:pStyle w:val="ListParagraph"/>
         <w:numPr>
           <w:ilvl w:val="0"/>
-          <w:numId w:val="14"/>
+          <w:numId w:val="21"/>
         </w:numPr>
         <w:spacing w:before="240" w:line="480" w:lineRule="auto"/>
         <w:rPr>
@@ -837,7 +1354,7 @@
         <w:pStyle w:val="ListParagraph"/>
         <w:numPr>
           <w:ilvl w:val="0"/>
-          <w:numId w:val="14"/>
+          <w:numId w:val="21"/>
         </w:numPr>
         <w:spacing w:before="240" w:line="480" w:lineRule="auto"/>
         <w:rPr>
@@ -1115,55 +1632,7 @@
           <w:lang w:val="en-US"/>
           <w14:ligatures w14:val="standardContextual"/>
         </w:rPr>
-        <w:t xml:space="preserve">What is storage in GPSS? Describe the blocks associated to storage in GPSS. A machine tool in a manufacturing shop is turning out parts at the rate off one every 5 minutes. As they </w:t>
-      </w:r>
-      <w:proofErr w:type="gramStart"/>
-      <w:r>
-        <w:rPr>
-          <w:rFonts w:ascii="Aptos" w:eastAsia="Aptos" w:hAnsi="Aptos" w:cs="Times New Roman"/>
-          <w:kern w:val="2"/>
-          <w:sz w:val="24"/>
-          <w:szCs w:val="24"/>
-          <w:lang w:val="en-US"/>
-          <w14:ligatures w14:val="standardContextual"/>
-        </w:rPr>
-        <w:t>are finished</w:t>
-      </w:r>
-      <w:proofErr w:type="gramEnd"/>
-      <w:r>
-        <w:rPr>
-          <w:rFonts w:ascii="Aptos" w:eastAsia="Aptos" w:hAnsi="Aptos" w:cs="Times New Roman"/>
-          <w:kern w:val="2"/>
-          <w:sz w:val="24"/>
-          <w:szCs w:val="24"/>
-          <w:lang w:val="en-US"/>
-          <w14:ligatures w14:val="standardContextual"/>
-        </w:rPr>
-        <w:t xml:space="preserve"> the parts go on an inspector who takes 10 ± 3 minutes to examine each one and rejects 10% of the parts. Represent the system in GPSS using the concept of facility and run the simulation for </w:t>
-      </w:r>
-      <w:proofErr w:type="gramStart"/>
-      <w:r>
-        <w:rPr>
-          <w:rFonts w:ascii="Aptos" w:eastAsia="Aptos" w:hAnsi="Aptos" w:cs="Times New Roman"/>
-          <w:kern w:val="2"/>
-          <w:sz w:val="24"/>
-          <w:szCs w:val="24"/>
-          <w:lang w:val="en-US"/>
-          <w14:ligatures w14:val="standardContextual"/>
-        </w:rPr>
-        <w:t>500</w:t>
-      </w:r>
-      <w:proofErr w:type="gramEnd"/>
-      <w:r>
-        <w:rPr>
-          <w:rFonts w:ascii="Aptos" w:eastAsia="Aptos" w:hAnsi="Aptos" w:cs="Times New Roman"/>
-          <w:kern w:val="2"/>
-          <w:sz w:val="24"/>
-          <w:szCs w:val="24"/>
-          <w:lang w:val="en-US"/>
-          <w14:ligatures w14:val="standardContextual"/>
-        </w:rPr>
-        <w:t xml:space="preserve"> parts.</w:t>
+        <w:t>What is storage in GPSS? Describe the blocks associated to storage in GPSS. A machine tool in a manufacturing shop is turning out parts at the rate off one every 5 minutes. As they are finished the parts go on an inspector who takes 10 ± 3 minutes to examine each one and rejects 10% of the parts. Represent the system in GPSS using the concept of facility and run the simulation for 500 parts.</w:t>
       </w:r>
     </w:p>
     <w:p>
@@ -1192,55 +1661,7 @@
           <w:lang w:val="en-US"/>
           <w14:ligatures w14:val="standardContextual"/>
         </w:rPr>
-        <w:t xml:space="preserve">What are the two main properties of random numbers? </w:t>
-      </w:r>
-      <w:proofErr w:type="gramStart"/>
-      <w:r>
-        <w:rPr>
-          <w:rFonts w:ascii="Aptos" w:eastAsia="Aptos" w:hAnsi="Aptos" w:cs="Times New Roman"/>
-          <w:kern w:val="2"/>
-          <w:sz w:val="24"/>
-          <w:szCs w:val="24"/>
-          <w:lang w:val="en-US"/>
-          <w14:ligatures w14:val="standardContextual"/>
-        </w:rPr>
-        <w:t>Test</w:t>
-      </w:r>
-      <w:proofErr w:type="gramEnd"/>
-      <w:r>
-        <w:rPr>
-          <w:rFonts w:ascii="Aptos" w:eastAsia="Aptos" w:hAnsi="Aptos" w:cs="Times New Roman"/>
-          <w:kern w:val="2"/>
-          <w:sz w:val="24"/>
-          <w:szCs w:val="24"/>
-          <w:lang w:val="en-US"/>
-          <w14:ligatures w14:val="standardContextual"/>
-        </w:rPr>
-        <w:t xml:space="preserve"> whether the 3rd, 7th, 11th, </w:t>
-      </w:r>
-      <w:proofErr w:type="gramStart"/>
-      <w:r>
-        <w:rPr>
-          <w:rFonts w:ascii="Aptos" w:eastAsia="Aptos" w:hAnsi="Aptos" w:cs="Times New Roman"/>
-          <w:kern w:val="2"/>
-          <w:sz w:val="24"/>
-          <w:szCs w:val="24"/>
-          <w:lang w:val="en-US"/>
-          <w14:ligatures w14:val="standardContextual"/>
-        </w:rPr>
-        <w:t>and so on</w:t>
-      </w:r>
-      <w:proofErr w:type="gramEnd"/>
-      <w:r>
-        <w:rPr>
-          <w:rFonts w:ascii="Aptos" w:eastAsia="Aptos" w:hAnsi="Aptos" w:cs="Times New Roman"/>
-          <w:kern w:val="2"/>
-          <w:sz w:val="24"/>
-          <w:szCs w:val="24"/>
-          <w:lang w:val="en-US"/>
-          <w14:ligatures w14:val="standardContextual"/>
-        </w:rPr>
-        <w:t xml:space="preserve"> numbers in the sequence in the following random number sample are </w:t>
+        <w:t xml:space="preserve">What are the two main properties of random numbers? Test whether the 3rd, 7th, 11th, and so on numbers in the sequence in the following random number sample are </w:t>
       </w:r>
       <w:r>
         <w:rPr>
@@ -1527,31 +1948,7 @@
           <w:lang w:val="en-US"/>
           <w14:ligatures w14:val="standardContextual"/>
         </w:rPr>
-        <w:t xml:space="preserve">Explain different estimation methods which </w:t>
-      </w:r>
-      <w:proofErr w:type="gramStart"/>
-      <w:r>
-        <w:rPr>
-          <w:rFonts w:ascii="Aptos" w:eastAsia="Aptos" w:hAnsi="Aptos" w:cs="Times New Roman"/>
-          <w:kern w:val="2"/>
-          <w:sz w:val="24"/>
-          <w:szCs w:val="24"/>
-          <w:lang w:val="en-US"/>
-          <w14:ligatures w14:val="standardContextual"/>
-        </w:rPr>
-        <w:t>are used</w:t>
-      </w:r>
-      <w:proofErr w:type="gramEnd"/>
-      <w:r>
-        <w:rPr>
-          <w:rFonts w:ascii="Aptos" w:eastAsia="Aptos" w:hAnsi="Aptos" w:cs="Times New Roman"/>
-          <w:kern w:val="2"/>
-          <w:sz w:val="24"/>
-          <w:szCs w:val="24"/>
-          <w:lang w:val="en-US"/>
-          <w14:ligatures w14:val="standardContextual"/>
-        </w:rPr>
-        <w:t xml:space="preserve"> in simulation output analysis.</w:t>
+        <w:t>Explain different estimation methods which are used in simulation output analysis.</w:t>
       </w:r>
     </w:p>
     <w:p>
@@ -2002,31 +2399,7 @@
           <w:lang w:val="en-US"/>
           <w14:ligatures w14:val="standardContextual"/>
         </w:rPr>
-        <w:t xml:space="preserve"> </w:t>
-      </w:r>
-      <w:proofErr w:type="gramStart"/>
-      <w:r>
-        <w:rPr>
-          <w:rFonts w:ascii="Aptos" w:eastAsia="Aptos" w:hAnsi="Aptos" w:cs="Times New Roman"/>
-          <w:kern w:val="2"/>
-          <w:sz w:val="24"/>
-          <w:szCs w:val="24"/>
-          <w:lang w:val="en-US"/>
-          <w14:ligatures w14:val="standardContextual"/>
-        </w:rPr>
-        <w:t>been generated</w:t>
-      </w:r>
-      <w:proofErr w:type="gramEnd"/>
-      <w:r>
-        <w:rPr>
-          <w:rFonts w:ascii="Aptos" w:eastAsia="Aptos" w:hAnsi="Aptos" w:cs="Times New Roman"/>
-          <w:kern w:val="2"/>
-          <w:sz w:val="24"/>
-          <w:szCs w:val="24"/>
-          <w:lang w:val="en-US"/>
-          <w14:ligatures w14:val="standardContextual"/>
-        </w:rPr>
-        <w:t xml:space="preserve">. Use the Kolmogorov </w:t>
+        <w:t xml:space="preserve"> been generated. Use the Kolmogorov </w:t>
       </w:r>
       <w:r>
         <w:rPr>
@@ -2048,55 +2421,7 @@
           <w:lang w:val="en-US"/>
           <w14:ligatures w14:val="standardContextual"/>
         </w:rPr>
-        <w:t xml:space="preserve"> test with level of significance (α) 0.05 to determine if the hypothesis that the numbers </w:t>
-      </w:r>
-      <w:proofErr w:type="gramStart"/>
-      <w:r>
-        <w:rPr>
-          <w:rFonts w:ascii="Aptos" w:eastAsia="Aptos" w:hAnsi="Aptos" w:cs="Times New Roman"/>
-          <w:kern w:val="2"/>
-          <w:sz w:val="24"/>
-          <w:szCs w:val="24"/>
-          <w:lang w:val="en-US"/>
-          <w14:ligatures w14:val="standardContextual"/>
-        </w:rPr>
-        <w:t>are uniformly distributed</w:t>
-      </w:r>
-      <w:proofErr w:type="gramEnd"/>
-      <w:r>
-        <w:rPr>
-          <w:rFonts w:ascii="Aptos" w:eastAsia="Aptos" w:hAnsi="Aptos" w:cs="Times New Roman"/>
-          <w:kern w:val="2"/>
-          <w:sz w:val="24"/>
-          <w:szCs w:val="24"/>
-          <w:lang w:val="en-US"/>
-          <w14:ligatures w14:val="standardContextual"/>
-        </w:rPr>
-        <w:t xml:space="preserve"> on the interval 0 to 1 can </w:t>
-      </w:r>
-      <w:proofErr w:type="gramStart"/>
-      <w:r>
-        <w:rPr>
-          <w:rFonts w:ascii="Aptos" w:eastAsia="Aptos" w:hAnsi="Aptos" w:cs="Times New Roman"/>
-          <w:kern w:val="2"/>
-          <w:sz w:val="24"/>
-          <w:szCs w:val="24"/>
-          <w:lang w:val="en-US"/>
-          <w14:ligatures w14:val="standardContextual"/>
-        </w:rPr>
-        <w:t>be rejected</w:t>
-      </w:r>
-      <w:proofErr w:type="gramEnd"/>
-      <w:r>
-        <w:rPr>
-          <w:rFonts w:ascii="Aptos" w:eastAsia="Aptos" w:hAnsi="Aptos" w:cs="Times New Roman"/>
-          <w:kern w:val="2"/>
-          <w:sz w:val="24"/>
-          <w:szCs w:val="24"/>
-          <w:lang w:val="en-US"/>
-          <w14:ligatures w14:val="standardContextual"/>
-        </w:rPr>
-        <w:t xml:space="preserve">. (Note that the value of D for α = 0.05 </w:t>
+        <w:t xml:space="preserve"> test with level of significance (α) 0.05 to determine if the hypothesis that the numbers are uniformly distributed on the interval 0 to 1 can be rejected. (Note that the value of D for α = 0.05 </w:t>
       </w:r>
       <w:r>
         <w:rPr>
@@ -3036,103 +3361,7 @@
           <w:lang w:val="en-US"/>
           <w14:ligatures w14:val="standardContextual"/>
         </w:rPr>
-        <w:t xml:space="preserve"> of four digits has </w:t>
-      </w:r>
-      <w:proofErr w:type="gramStart"/>
-      <w:r>
-        <w:rPr>
-          <w:rFonts w:ascii="Aptos" w:eastAsia="Aptos" w:hAnsi="Aptos" w:cs="Times New Roman"/>
-          <w:kern w:val="2"/>
-          <w:sz w:val="24"/>
-          <w:szCs w:val="24"/>
-          <w:lang w:val="en-US"/>
-          <w14:ligatures w14:val="standardContextual"/>
-        </w:rPr>
-        <w:t>been generated</w:t>
-      </w:r>
-      <w:proofErr w:type="gramEnd"/>
-      <w:r>
-        <w:rPr>
-          <w:rFonts w:ascii="Aptos" w:eastAsia="Aptos" w:hAnsi="Aptos" w:cs="Times New Roman"/>
-          <w:kern w:val="2"/>
-          <w:sz w:val="24"/>
-          <w:szCs w:val="24"/>
-          <w:lang w:val="en-US"/>
-          <w14:ligatures w14:val="standardContextual"/>
-        </w:rPr>
-        <w:t xml:space="preserve">. The analysis of the numbers reveals that in 525 numbers all four digits are different, 419 contain exactly one pair of like digits, </w:t>
-      </w:r>
-      <w:proofErr w:type="gramStart"/>
-      <w:r>
-        <w:rPr>
-          <w:rFonts w:ascii="Aptos" w:eastAsia="Aptos" w:hAnsi="Aptos" w:cs="Times New Roman"/>
-          <w:kern w:val="2"/>
-          <w:sz w:val="24"/>
-          <w:szCs w:val="24"/>
-          <w:lang w:val="en-US"/>
-          <w14:ligatures w14:val="standardContextual"/>
-        </w:rPr>
-        <w:t>47</w:t>
-      </w:r>
-      <w:proofErr w:type="gramEnd"/>
-      <w:r>
-        <w:rPr>
-          <w:rFonts w:ascii="Aptos" w:eastAsia="Aptos" w:hAnsi="Aptos" w:cs="Times New Roman"/>
-          <w:kern w:val="2"/>
-          <w:sz w:val="24"/>
-          <w:szCs w:val="24"/>
-          <w:lang w:val="en-US"/>
-          <w14:ligatures w14:val="standardContextual"/>
-        </w:rPr>
-        <w:t xml:space="preserve"> contain two pairs, </w:t>
-      </w:r>
-      <w:proofErr w:type="gramStart"/>
-      <w:r>
-        <w:rPr>
-          <w:rFonts w:ascii="Aptos" w:eastAsia="Aptos" w:hAnsi="Aptos" w:cs="Times New Roman"/>
-          <w:kern w:val="2"/>
-          <w:sz w:val="24"/>
-          <w:szCs w:val="24"/>
-          <w:lang w:val="en-US"/>
-          <w14:ligatures w14:val="standardContextual"/>
-        </w:rPr>
-        <w:t>9</w:t>
-      </w:r>
-      <w:proofErr w:type="gramEnd"/>
-      <w:r>
-        <w:rPr>
-          <w:rFonts w:ascii="Aptos" w:eastAsia="Aptos" w:hAnsi="Aptos" w:cs="Times New Roman"/>
-          <w:kern w:val="2"/>
-          <w:sz w:val="24"/>
-          <w:szCs w:val="24"/>
-          <w:lang w:val="en-US"/>
-          <w14:ligatures w14:val="standardContextual"/>
-        </w:rPr>
-        <w:t xml:space="preserve"> have three digits of a kind and </w:t>
-      </w:r>
-      <w:proofErr w:type="gramStart"/>
-      <w:r>
-        <w:rPr>
-          <w:rFonts w:ascii="Aptos" w:eastAsia="Aptos" w:hAnsi="Aptos" w:cs="Times New Roman"/>
-          <w:kern w:val="2"/>
-          <w:sz w:val="24"/>
-          <w:szCs w:val="24"/>
-          <w:lang w:val="en-US"/>
-          <w14:ligatures w14:val="standardContextual"/>
-        </w:rPr>
-        <w:t>7</w:t>
-      </w:r>
-      <w:proofErr w:type="gramEnd"/>
-      <w:r>
-        <w:rPr>
-          <w:rFonts w:ascii="Aptos" w:eastAsia="Aptos" w:hAnsi="Aptos" w:cs="Times New Roman"/>
-          <w:kern w:val="2"/>
-          <w:sz w:val="24"/>
-          <w:szCs w:val="24"/>
-          <w:lang w:val="en-US"/>
-          <w14:ligatures w14:val="standardContextual"/>
-        </w:rPr>
-        <w:t xml:space="preserve"> contain all like digits. Use Poker test to determine whether these numbers are </w:t>
+        <w:t xml:space="preserve"> of four digits has been generated. The analysis of the numbers reveals that in 525 numbers all four digits are different, 419 contain exactly one pair of like digits, 47 contain two pairs, 9 have three digits of a kind and 7 contain all like digits. Use Poker test to determine whether these numbers are </w:t>
       </w:r>
       <w:r>
         <w:rPr>
@@ -3226,31 +3455,7 @@
           <w:lang w:val="en-US"/>
           <w14:ligatures w14:val="standardContextual"/>
         </w:rPr>
-        <w:t xml:space="preserve">Why Confidence interval </w:t>
-      </w:r>
-      <w:proofErr w:type="gramStart"/>
-      <w:r>
-        <w:rPr>
-          <w:rFonts w:ascii="Aptos" w:eastAsia="Aptos" w:hAnsi="Aptos" w:cs="Times New Roman"/>
-          <w:kern w:val="2"/>
-          <w:sz w:val="24"/>
-          <w:szCs w:val="24"/>
-          <w:lang w:val="en-US"/>
-          <w14:ligatures w14:val="standardContextual"/>
-        </w:rPr>
-        <w:t>is needed</w:t>
-      </w:r>
-      <w:proofErr w:type="gramEnd"/>
-      <w:r>
-        <w:rPr>
-          <w:rFonts w:ascii="Aptos" w:eastAsia="Aptos" w:hAnsi="Aptos" w:cs="Times New Roman"/>
-          <w:kern w:val="2"/>
-          <w:sz w:val="24"/>
-          <w:szCs w:val="24"/>
-          <w:lang w:val="en-US"/>
-          <w14:ligatures w14:val="standardContextual"/>
-        </w:rPr>
-        <w:t xml:space="preserve"> in the analysis of simulation output. How can we establish a confidence interval?</w:t>
+        <w:t>Why Confidence interval is needed in the analysis of simulation output. How can we establish a confidence interval?</w:t>
       </w:r>
     </w:p>
     <w:p>
@@ -3542,55 +3747,7 @@
           <w:lang w:val="en-US"/>
           <w14:ligatures w14:val="standardContextual"/>
         </w:rPr>
-        <w:t xml:space="preserve">Why do we need discrete logarithm over normal logarithm? Find out whether </w:t>
-      </w:r>
-      <w:proofErr w:type="gramStart"/>
-      <w:r>
-        <w:rPr>
-          <w:rFonts w:ascii="Aptos" w:eastAsia="Aptos" w:hAnsi="Aptos" w:cs="Times New Roman"/>
-          <w:kern w:val="2"/>
-          <w:sz w:val="24"/>
-          <w:szCs w:val="24"/>
-          <w:lang w:val="en-US"/>
-          <w14:ligatures w14:val="standardContextual"/>
-        </w:rPr>
-        <w:t>3</w:t>
-      </w:r>
-      <w:proofErr w:type="gramEnd"/>
-      <w:r>
-        <w:rPr>
-          <w:rFonts w:ascii="Aptos" w:eastAsia="Aptos" w:hAnsi="Aptos" w:cs="Times New Roman"/>
-          <w:kern w:val="2"/>
-          <w:sz w:val="24"/>
-          <w:szCs w:val="24"/>
-          <w:lang w:val="en-US"/>
-          <w14:ligatures w14:val="standardContextual"/>
-        </w:rPr>
-        <w:t xml:space="preserve"> is primitive root of </w:t>
-      </w:r>
-      <w:proofErr w:type="gramStart"/>
-      <w:r>
-        <w:rPr>
-          <w:rFonts w:ascii="Aptos" w:eastAsia="Aptos" w:hAnsi="Aptos" w:cs="Times New Roman"/>
-          <w:kern w:val="2"/>
-          <w:sz w:val="24"/>
-          <w:szCs w:val="24"/>
-          <w:lang w:val="en-US"/>
-          <w14:ligatures w14:val="standardContextual"/>
-        </w:rPr>
-        <w:t>7</w:t>
-      </w:r>
-      <w:proofErr w:type="gramEnd"/>
-      <w:r>
-        <w:rPr>
-          <w:rFonts w:ascii="Aptos" w:eastAsia="Aptos" w:hAnsi="Aptos" w:cs="Times New Roman"/>
-          <w:kern w:val="2"/>
-          <w:sz w:val="24"/>
-          <w:szCs w:val="24"/>
-          <w:lang w:val="en-US"/>
-          <w14:ligatures w14:val="standardContextual"/>
-        </w:rPr>
-        <w:t xml:space="preserve"> or not.</w:t>
+        <w:t>Why do we need discrete logarithm over normal logarithm? Find out whether 3 is primitive root of 7 or not.</w:t>
       </w:r>
     </w:p>
     <w:p>
@@ -3929,79 +4086,7 @@
           <w:lang w:val="en-US"/>
           <w14:ligatures w14:val="standardContextual"/>
         </w:rPr>
-        <w:t xml:space="preserve"> The sequence of numbers 0.64, 0.50, 0.25, 0.58,0.72, 0.90 has </w:t>
-      </w:r>
-      <w:proofErr w:type="gramStart"/>
-      <w:r>
-        <w:rPr>
-          <w:rFonts w:ascii="Aptos" w:eastAsia="Aptos" w:hAnsi="Aptos" w:cs="Times New Roman"/>
-          <w:kern w:val="2"/>
-          <w:sz w:val="24"/>
-          <w:szCs w:val="24"/>
-          <w:lang w:val="en-US"/>
-          <w14:ligatures w14:val="standardContextual"/>
-        </w:rPr>
-        <w:t>been generated</w:t>
-      </w:r>
-      <w:proofErr w:type="gramEnd"/>
-      <w:r>
-        <w:rPr>
-          <w:rFonts w:ascii="Aptos" w:eastAsia="Aptos" w:hAnsi="Aptos" w:cs="Times New Roman"/>
-          <w:kern w:val="2"/>
-          <w:sz w:val="24"/>
-          <w:szCs w:val="24"/>
-          <w:lang w:val="en-US"/>
-          <w14:ligatures w14:val="standardContextual"/>
-        </w:rPr>
-        <w:t xml:space="preserve">. Use KS Test with Da=0.050 =&gt; 0512 to determine if the hypothesis that they </w:t>
-      </w:r>
-      <w:proofErr w:type="gramStart"/>
-      <w:r>
-        <w:rPr>
-          <w:rFonts w:ascii="Aptos" w:eastAsia="Aptos" w:hAnsi="Aptos" w:cs="Times New Roman"/>
-          <w:kern w:val="2"/>
-          <w:sz w:val="24"/>
-          <w:szCs w:val="24"/>
-          <w:lang w:val="en-US"/>
-          <w14:ligatures w14:val="standardContextual"/>
-        </w:rPr>
-        <w:t>are uniformly distributed</w:t>
-      </w:r>
-      <w:proofErr w:type="gramEnd"/>
-      <w:r>
-        <w:rPr>
-          <w:rFonts w:ascii="Aptos" w:eastAsia="Aptos" w:hAnsi="Aptos" w:cs="Times New Roman"/>
-          <w:kern w:val="2"/>
-          <w:sz w:val="24"/>
-          <w:szCs w:val="24"/>
-          <w:lang w:val="en-US"/>
-          <w14:ligatures w14:val="standardContextual"/>
-        </w:rPr>
-        <w:t xml:space="preserve"> on interval [o, 1] can </w:t>
-      </w:r>
-      <w:proofErr w:type="gramStart"/>
-      <w:r>
-        <w:rPr>
-          <w:rFonts w:ascii="Aptos" w:eastAsia="Aptos" w:hAnsi="Aptos" w:cs="Times New Roman"/>
-          <w:kern w:val="2"/>
-          <w:sz w:val="24"/>
-          <w:szCs w:val="24"/>
-          <w:lang w:val="en-US"/>
-          <w14:ligatures w14:val="standardContextual"/>
-        </w:rPr>
-        <w:t>be rejected</w:t>
-      </w:r>
-      <w:proofErr w:type="gramEnd"/>
-      <w:r>
-        <w:rPr>
-          <w:rFonts w:ascii="Aptos" w:eastAsia="Aptos" w:hAnsi="Aptos" w:cs="Times New Roman"/>
-          <w:kern w:val="2"/>
-          <w:sz w:val="24"/>
-          <w:szCs w:val="24"/>
-          <w:lang w:val="en-US"/>
-          <w14:ligatures w14:val="standardContextual"/>
-        </w:rPr>
-        <w:t>.</w:t>
+        <w:t xml:space="preserve"> The sequence of numbers 0.64, 0.50, 0.25, 0.58,0.72, 0.90 has been generated. Use KS Test with Da=0.050 =&gt; 0512 to determine if the hypothesis that they are uniformly distributed on interval [o, 1] can be rejected.</w:t>
       </w:r>
     </w:p>
     <w:p>
@@ -4210,31 +4295,7 @@
           <w:lang w:val="en-US"/>
           <w14:ligatures w14:val="standardContextual"/>
         </w:rPr>
-        <w:t xml:space="preserve">Define the terms verification, calibration, </w:t>
-      </w:r>
-      <w:proofErr w:type="gramStart"/>
-      <w:r>
-        <w:rPr>
-          <w:rFonts w:ascii="Aptos" w:eastAsia="Aptos" w:hAnsi="Aptos" w:cs="Times New Roman"/>
-          <w:kern w:val="2"/>
-          <w:sz w:val="24"/>
-          <w:szCs w:val="24"/>
-          <w:lang w:val="en-US"/>
-          <w14:ligatures w14:val="standardContextual"/>
-        </w:rPr>
-        <w:t>validation</w:t>
-      </w:r>
-      <w:proofErr w:type="gramEnd"/>
-      <w:r>
-        <w:rPr>
-          <w:rFonts w:ascii="Aptos" w:eastAsia="Aptos" w:hAnsi="Aptos" w:cs="Times New Roman"/>
-          <w:kern w:val="2"/>
-          <w:sz w:val="24"/>
-          <w:szCs w:val="24"/>
-          <w:lang w:val="en-US"/>
-          <w14:ligatures w14:val="standardContextual"/>
-        </w:rPr>
-        <w:t xml:space="preserve"> and accreditation of models.</w:t>
+        <w:t>Define the terms verification, calibration, validation and accreditation of models.</w:t>
       </w:r>
     </w:p>
     <w:p>
@@ -4414,55 +4475,7 @@
           <w:lang w:val="en-US"/>
           <w14:ligatures w14:val="standardContextual"/>
         </w:rPr>
-        <w:t xml:space="preserve">. Their requisitions </w:t>
-      </w:r>
-      <w:proofErr w:type="gramStart"/>
-      <w:r>
-        <w:rPr>
-          <w:rFonts w:ascii="Aptos" w:eastAsia="Aptos" w:hAnsi="Aptos" w:cs="Times New Roman"/>
-          <w:kern w:val="2"/>
-          <w:sz w:val="24"/>
-          <w:szCs w:val="24"/>
-          <w:lang w:val="en-US"/>
-          <w14:ligatures w14:val="standardContextual"/>
-        </w:rPr>
-        <w:t>are processed</w:t>
-      </w:r>
-      <w:proofErr w:type="gramEnd"/>
-      <w:r>
-        <w:rPr>
-          <w:rFonts w:ascii="Aptos" w:eastAsia="Aptos" w:hAnsi="Aptos" w:cs="Times New Roman"/>
-          <w:kern w:val="2"/>
-          <w:sz w:val="24"/>
-          <w:szCs w:val="24"/>
-          <w:lang w:val="en-US"/>
-          <w14:ligatures w14:val="standardContextual"/>
-        </w:rPr>
-        <w:t xml:space="preserve"> by one of the two clerks who take 8 (+-) 2 minutes for each requisition. The requisitions </w:t>
-      </w:r>
-      <w:proofErr w:type="gramStart"/>
-      <w:r>
-        <w:rPr>
-          <w:rFonts w:ascii="Aptos" w:eastAsia="Aptos" w:hAnsi="Aptos" w:cs="Times New Roman"/>
-          <w:kern w:val="2"/>
-          <w:sz w:val="24"/>
-          <w:szCs w:val="24"/>
-          <w:lang w:val="en-US"/>
-          <w14:ligatures w14:val="standardContextual"/>
-        </w:rPr>
-        <w:t>are then passed</w:t>
-      </w:r>
-      <w:proofErr w:type="gramEnd"/>
-      <w:r>
-        <w:rPr>
-          <w:rFonts w:ascii="Aptos" w:eastAsia="Aptos" w:hAnsi="Aptos" w:cs="Times New Roman"/>
-          <w:kern w:val="2"/>
-          <w:sz w:val="24"/>
-          <w:szCs w:val="24"/>
-          <w:lang w:val="en-US"/>
-          <w14:ligatures w14:val="standardContextual"/>
-        </w:rPr>
-        <w:t xml:space="preserve"> to a single storekeeper who fills them one at a time, taking 6(+-)3 minutes for each. Draw GPSS Block diagram to simulate </w:t>
+        <w:t xml:space="preserve">. Their requisitions are processed by one of the two clerks who take 8 (+-) 2 minutes for each requisition. The requisitions are then passed to a single storekeeper who fills them one at a time, taking 6(+-)3 minutes for each. Draw GPSS Block diagram to simulate </w:t>
       </w:r>
       <w:r>
         <w:rPr>
@@ -4484,31 +4497,7 @@
           <w:lang w:val="en-US"/>
           <w14:ligatures w14:val="standardContextual"/>
         </w:rPr>
-        <w:t xml:space="preserve"> above problem for </w:t>
-      </w:r>
-      <w:proofErr w:type="gramStart"/>
-      <w:r>
-        <w:rPr>
-          <w:rFonts w:ascii="Aptos" w:eastAsia="Aptos" w:hAnsi="Aptos" w:cs="Times New Roman"/>
-          <w:kern w:val="2"/>
-          <w:sz w:val="24"/>
-          <w:szCs w:val="24"/>
-          <w:lang w:val="en-US"/>
-          <w14:ligatures w14:val="standardContextual"/>
-        </w:rPr>
-        <w:t>100</w:t>
-      </w:r>
-      <w:proofErr w:type="gramEnd"/>
-      <w:r>
-        <w:rPr>
-          <w:rFonts w:ascii="Aptos" w:eastAsia="Aptos" w:hAnsi="Aptos" w:cs="Times New Roman"/>
-          <w:kern w:val="2"/>
-          <w:sz w:val="24"/>
-          <w:szCs w:val="24"/>
-          <w:lang w:val="en-US"/>
-          <w14:ligatures w14:val="standardContextual"/>
-        </w:rPr>
-        <w:t xml:space="preserve"> </w:t>
+        <w:t xml:space="preserve"> above problem for 100 </w:t>
       </w:r>
       <w:r>
         <w:rPr>
@@ -5069,29 +5058,7 @@
           <w:lang w:val="en-US"/>
           <w14:ligatures w14:val="standardContextual"/>
         </w:rPr>
-        <w:t xml:space="preserve">Use Mixed </w:t>
-      </w:r>
-      <w:r>
-        <w:rPr>
-          <w:rFonts w:ascii="Aptos" w:eastAsia="Aptos" w:hAnsi="Aptos" w:cs="Times New Roman"/>
-          <w:kern w:val="2"/>
-          <w:sz w:val="24"/>
-          <w:szCs w:val="24"/>
-          <w:lang w:val="en-US"/>
-          <w14:ligatures w14:val="standardContextual"/>
-        </w:rPr>
-        <w:t>congruential</w:t>
-      </w:r>
-      <w:r>
-        <w:rPr>
-          <w:rFonts w:ascii="Aptos" w:eastAsia="Aptos" w:hAnsi="Aptos" w:cs="Times New Roman"/>
-          <w:kern w:val="2"/>
-          <w:sz w:val="24"/>
-          <w:szCs w:val="24"/>
-          <w:lang w:val="en-US"/>
-          <w14:ligatures w14:val="standardContextual"/>
-        </w:rPr>
-        <w:t xml:space="preserve"> method to generate a sequence of random numbers with X0 = 27, n = 17, m = 100 and c = 43.</w:t>
+        <w:t>Use Mixed congruential method to generate a sequence of random numbers with X0 = 27, n = 17, m = 100 and c = 43.</w:t>
       </w:r>
     </w:p>
     <w:p>
@@ -5120,51 +5087,7 @@
           <w:lang w:val="en-US"/>
           <w14:ligatures w14:val="standardContextual"/>
         </w:rPr>
-        <w:t xml:space="preserve">What do you mean by replication of </w:t>
-      </w:r>
-      <w:r>
-        <w:rPr>
-          <w:rFonts w:ascii="Aptos" w:eastAsia="Aptos" w:hAnsi="Aptos" w:cs="Times New Roman"/>
-          <w:kern w:val="2"/>
-          <w:sz w:val="24"/>
-          <w:szCs w:val="24"/>
-          <w:lang w:val="en-US"/>
-          <w14:ligatures w14:val="standardContextual"/>
-        </w:rPr>
-        <w:t>runs?</w:t>
-      </w:r>
-      <w:r>
-        <w:rPr>
-          <w:rFonts w:ascii="Aptos" w:eastAsia="Aptos" w:hAnsi="Aptos" w:cs="Times New Roman"/>
-          <w:kern w:val="2"/>
-          <w:sz w:val="24"/>
-          <w:szCs w:val="24"/>
-          <w:lang w:val="en-US"/>
-          <w14:ligatures w14:val="standardContextual"/>
-        </w:rPr>
-        <w:t xml:space="preserve"> Why </w:t>
-      </w:r>
-      <w:r>
-        <w:rPr>
-          <w:rFonts w:ascii="Aptos" w:eastAsia="Aptos" w:hAnsi="Aptos" w:cs="Times New Roman"/>
-          <w:kern w:val="2"/>
-          <w:sz w:val="24"/>
-          <w:szCs w:val="24"/>
-          <w:lang w:val="en-US"/>
-          <w14:ligatures w14:val="standardContextual"/>
-        </w:rPr>
-        <w:t>is it</w:t>
-      </w:r>
-      <w:r>
-        <w:rPr>
-          <w:rFonts w:ascii="Aptos" w:eastAsia="Aptos" w:hAnsi="Aptos" w:cs="Times New Roman"/>
-          <w:kern w:val="2"/>
-          <w:sz w:val="24"/>
-          <w:szCs w:val="24"/>
-          <w:lang w:val="en-US"/>
-          <w14:ligatures w14:val="standardContextual"/>
-        </w:rPr>
-        <w:t xml:space="preserve"> necessary?</w:t>
+        <w:t>What do you mean by replication of runs? Why is it necessary?</w:t>
       </w:r>
     </w:p>
     <w:p>
@@ -5193,29 +5116,7 @@
           <w:lang w:val="en-US"/>
           <w14:ligatures w14:val="standardContextual"/>
         </w:rPr>
-        <w:t xml:space="preserve">Explain generation of </w:t>
-      </w:r>
-      <w:r>
-        <w:rPr>
-          <w:rFonts w:ascii="Aptos" w:eastAsia="Aptos" w:hAnsi="Aptos" w:cs="Times New Roman"/>
-          <w:kern w:val="2"/>
-          <w:sz w:val="24"/>
-          <w:szCs w:val="24"/>
-          <w:lang w:val="en-US"/>
-          <w14:ligatures w14:val="standardContextual"/>
-        </w:rPr>
-        <w:t>non-uniform</w:t>
-      </w:r>
-      <w:r>
-        <w:rPr>
-          <w:rFonts w:ascii="Aptos" w:eastAsia="Aptos" w:hAnsi="Aptos" w:cs="Times New Roman"/>
-          <w:kern w:val="2"/>
-          <w:sz w:val="24"/>
-          <w:szCs w:val="24"/>
-          <w:lang w:val="en-US"/>
-          <w14:ligatures w14:val="standardContextual"/>
-        </w:rPr>
-        <w:t xml:space="preserve"> random number generation using inverse method.</w:t>
+        <w:t>Explain generation of non-uniform random number generation using inverse method.</w:t>
       </w:r>
     </w:p>
     <w:p>
@@ -5245,125 +5146,7 @@
           <w14:ligatures w14:val="standardContextual"/>
         </w:rPr>
         <w:lastRenderedPageBreak/>
-        <w:t xml:space="preserve">Parts are </w:t>
-      </w:r>
-      <w:proofErr w:type="gramStart"/>
-      <w:r>
-        <w:rPr>
-          <w:rFonts w:ascii="Aptos" w:eastAsia="Aptos" w:hAnsi="Aptos" w:cs="Times New Roman"/>
-          <w:kern w:val="2"/>
-          <w:sz w:val="24"/>
-          <w:szCs w:val="24"/>
-          <w:lang w:val="en-US"/>
-          <w14:ligatures w14:val="standardContextual"/>
-        </w:rPr>
-        <w:t>being made</w:t>
-      </w:r>
-      <w:proofErr w:type="gramEnd"/>
-      <w:r>
-        <w:rPr>
-          <w:rFonts w:ascii="Aptos" w:eastAsia="Aptos" w:hAnsi="Aptos" w:cs="Times New Roman"/>
-          <w:kern w:val="2"/>
-          <w:sz w:val="24"/>
-          <w:szCs w:val="24"/>
-          <w:lang w:val="en-US"/>
-          <w14:ligatures w14:val="standardContextual"/>
-        </w:rPr>
-        <w:t xml:space="preserve"> at the rate of one every 10 minutes. They are of two types, A and B. And </w:t>
-      </w:r>
-      <w:proofErr w:type="gramStart"/>
-      <w:r>
-        <w:rPr>
-          <w:rFonts w:ascii="Aptos" w:eastAsia="Aptos" w:hAnsi="Aptos" w:cs="Times New Roman"/>
-          <w:kern w:val="2"/>
-          <w:sz w:val="24"/>
-          <w:szCs w:val="24"/>
-          <w:lang w:val="en-US"/>
-          <w14:ligatures w14:val="standardContextual"/>
-        </w:rPr>
-        <w:t>are mixed</w:t>
-      </w:r>
-      <w:proofErr w:type="gramEnd"/>
-      <w:r>
-        <w:rPr>
-          <w:rFonts w:ascii="Aptos" w:eastAsia="Aptos" w:hAnsi="Aptos" w:cs="Times New Roman"/>
-          <w:kern w:val="2"/>
-          <w:sz w:val="24"/>
-          <w:szCs w:val="24"/>
-          <w:lang w:val="en-US"/>
-          <w14:ligatures w14:val="standardContextual"/>
-        </w:rPr>
-        <w:t xml:space="preserve"> randomly with about 10% being type B. A separate inspector </w:t>
-      </w:r>
-      <w:proofErr w:type="gramStart"/>
-      <w:r>
-        <w:rPr>
-          <w:rFonts w:ascii="Aptos" w:eastAsia="Aptos" w:hAnsi="Aptos" w:cs="Times New Roman"/>
-          <w:kern w:val="2"/>
-          <w:sz w:val="24"/>
-          <w:szCs w:val="24"/>
-          <w:lang w:val="en-US"/>
-          <w14:ligatures w14:val="standardContextual"/>
-        </w:rPr>
-        <w:t>is assigned</w:t>
-      </w:r>
-      <w:proofErr w:type="gramEnd"/>
-      <w:r>
-        <w:rPr>
-          <w:rFonts w:ascii="Aptos" w:eastAsia="Aptos" w:hAnsi="Aptos" w:cs="Times New Roman"/>
-          <w:kern w:val="2"/>
-          <w:sz w:val="24"/>
-          <w:szCs w:val="24"/>
-          <w:lang w:val="en-US"/>
-          <w14:ligatures w14:val="standardContextual"/>
-        </w:rPr>
-        <w:t xml:space="preserve"> to examine each part. Inspection of part A takes 6 ± 2 minutes. </w:t>
-      </w:r>
-      <w:r>
-        <w:rPr>
-          <w:rFonts w:ascii="Aptos" w:eastAsia="Aptos" w:hAnsi="Aptos" w:cs="Times New Roman"/>
-          <w:kern w:val="2"/>
-          <w:sz w:val="24"/>
-          <w:szCs w:val="24"/>
-          <w:lang w:val="en-US"/>
-          <w14:ligatures w14:val="standardContextual"/>
-        </w:rPr>
-        <w:t>Each</w:t>
-      </w:r>
-      <w:r>
-        <w:rPr>
-          <w:rFonts w:ascii="Aptos" w:eastAsia="Aptos" w:hAnsi="Aptos" w:cs="Times New Roman"/>
-          <w:kern w:val="2"/>
-          <w:sz w:val="24"/>
-          <w:szCs w:val="24"/>
-          <w:lang w:val="en-US"/>
-          <w14:ligatures w14:val="standardContextual"/>
-        </w:rPr>
-        <w:t xml:space="preserve"> inspector rejects 10% of parts they inspect. Draw GPSS block diagram to simulate the above problem for </w:t>
-      </w:r>
-      <w:proofErr w:type="gramStart"/>
-      <w:r>
-        <w:rPr>
-          <w:rFonts w:ascii="Aptos" w:eastAsia="Aptos" w:hAnsi="Aptos" w:cs="Times New Roman"/>
-          <w:kern w:val="2"/>
-          <w:sz w:val="24"/>
-          <w:szCs w:val="24"/>
-          <w:lang w:val="en-US"/>
-          <w14:ligatures w14:val="standardContextual"/>
-        </w:rPr>
-        <w:t>100</w:t>
-      </w:r>
-      <w:proofErr w:type="gramEnd"/>
-      <w:r>
-        <w:rPr>
-          <w:rFonts w:ascii="Aptos" w:eastAsia="Aptos" w:hAnsi="Aptos" w:cs="Times New Roman"/>
-          <w:kern w:val="2"/>
-          <w:sz w:val="24"/>
-          <w:szCs w:val="24"/>
-          <w:lang w:val="en-US"/>
-          <w14:ligatures w14:val="standardContextual"/>
-        </w:rPr>
-        <w:t xml:space="preserve"> parts.</w:t>
+        <w:t>Parts are being made at the rate of one every 10 minutes. They are of two types, A and B. And are mixed randomly with about 10% being type B. A separate inspector is assigned to examine each part. Inspection of part A takes 6 ± 2 minutes. Each inspector rejects 10% of parts they inspect. Draw GPSS block diagram to simulate the above problem for 100 parts.</w:t>
       </w:r>
     </w:p>
     <w:p>
@@ -5450,18 +5233,7 @@
           <w:lang w:val="en-US"/>
           <w14:ligatures w14:val="standardContextual"/>
         </w:rPr>
-        <w:t xml:space="preserve">Simulation run </w:t>
-      </w:r>
-      <w:r>
-        <w:rPr>
-          <w:rFonts w:ascii="Aptos" w:eastAsia="Aptos" w:hAnsi="Aptos" w:cs="Times New Roman"/>
-          <w:kern w:val="2"/>
-          <w:sz w:val="24"/>
-          <w:szCs w:val="24"/>
-          <w:lang w:val="en-US"/>
-          <w14:ligatures w14:val="standardContextual"/>
-        </w:rPr>
-        <w:t>statistics.</w:t>
+        <w:t>Simulation run statistics.</w:t>
       </w:r>
     </w:p>
     <w:p>
@@ -7162,6 +6934,95 @@
     </w:lvl>
   </w:abstractNum>
   <w:abstractNum w:abstractNumId="17" w15:restartNumberingAfterBreak="0">
+    <w:nsid w:val="6E8D54E2"/>
+    <w:multiLevelType w:val="hybridMultilevel"/>
+    <w:tmpl w:val="AFE42D6C"/>
+    <w:lvl w:ilvl="0" w:tplc="0409000F">
+      <w:start w:val="1"/>
+      <w:numFmt w:val="decimal"/>
+      <w:lvlText w:val="%1."/>
+      <w:lvlJc w:val="left"/>
+      <w:pPr>
+        <w:ind w:left="720" w:hanging="360"/>
+      </w:pPr>
+      <w:rPr>
+        <w:rFonts w:hint="default"/>
+      </w:rPr>
+    </w:lvl>
+    <w:lvl w:ilvl="1" w:tplc="04090019" w:tentative="1">
+      <w:start w:val="1"/>
+      <w:numFmt w:val="lowerLetter"/>
+      <w:lvlText w:val="%2."/>
+      <w:lvlJc w:val="left"/>
+      <w:pPr>
+        <w:ind w:left="1440" w:hanging="360"/>
+      </w:pPr>
+    </w:lvl>
+    <w:lvl w:ilvl="2" w:tplc="0409001B" w:tentative="1">
+      <w:start w:val="1"/>
+      <w:numFmt w:val="lowerRoman"/>
+      <w:lvlText w:val="%3."/>
+      <w:lvlJc w:val="right"/>
+      <w:pPr>
+        <w:ind w:left="2160" w:hanging="180"/>
+      </w:pPr>
+    </w:lvl>
+    <w:lvl w:ilvl="3" w:tplc="0409000F" w:tentative="1">
+      <w:start w:val="1"/>
+      <w:numFmt w:val="decimal"/>
+      <w:lvlText w:val="%4."/>
+      <w:lvlJc w:val="left"/>
+      <w:pPr>
+        <w:ind w:left="2880" w:hanging="360"/>
+      </w:pPr>
+    </w:lvl>
+    <w:lvl w:ilvl="4" w:tplc="04090019" w:tentative="1">
+      <w:start w:val="1"/>
+      <w:numFmt w:val="lowerLetter"/>
+      <w:lvlText w:val="%5."/>
+      <w:lvlJc w:val="left"/>
+      <w:pPr>
+        <w:ind w:left="3600" w:hanging="360"/>
+      </w:pPr>
+    </w:lvl>
+    <w:lvl w:ilvl="5" w:tplc="0409001B" w:tentative="1">
+      <w:start w:val="1"/>
+      <w:numFmt w:val="lowerRoman"/>
+      <w:lvlText w:val="%6."/>
+      <w:lvlJc w:val="right"/>
+      <w:pPr>
+        <w:ind w:left="4320" w:hanging="180"/>
+      </w:pPr>
+    </w:lvl>
+    <w:lvl w:ilvl="6" w:tplc="0409000F" w:tentative="1">
+      <w:start w:val="1"/>
+      <w:numFmt w:val="decimal"/>
+      <w:lvlText w:val="%7."/>
+      <w:lvlJc w:val="left"/>
+      <w:pPr>
+        <w:ind w:left="5040" w:hanging="360"/>
+      </w:pPr>
+    </w:lvl>
+    <w:lvl w:ilvl="7" w:tplc="04090019" w:tentative="1">
+      <w:start w:val="1"/>
+      <w:numFmt w:val="lowerLetter"/>
+      <w:lvlText w:val="%8."/>
+      <w:lvlJc w:val="left"/>
+      <w:pPr>
+        <w:ind w:left="5760" w:hanging="360"/>
+      </w:pPr>
+    </w:lvl>
+    <w:lvl w:ilvl="8" w:tplc="0409001B" w:tentative="1">
+      <w:start w:val="1"/>
+      <w:numFmt w:val="lowerRoman"/>
+      <w:lvlText w:val="%9."/>
+      <w:lvlJc w:val="right"/>
+      <w:pPr>
+        <w:ind w:left="6480" w:hanging="180"/>
+      </w:pPr>
+    </w:lvl>
+  </w:abstractNum>
+  <w:abstractNum w:abstractNumId="18" w15:restartNumberingAfterBreak="0">
     <w:nsid w:val="6FC76804"/>
     <w:multiLevelType w:val="hybridMultilevel"/>
     <w:tmpl w:val="3794A1BE"/>
@@ -7247,7 +7108,7 @@
       </w:pPr>
     </w:lvl>
   </w:abstractNum>
-  <w:abstractNum w:abstractNumId="18" w15:restartNumberingAfterBreak="0">
+  <w:abstractNum w:abstractNumId="19" w15:restartNumberingAfterBreak="0">
     <w:nsid w:val="728A7100"/>
     <w:multiLevelType w:val="hybridMultilevel"/>
     <w:tmpl w:val="ABAE9C42"/>
@@ -7333,7 +7194,7 @@
       </w:pPr>
     </w:lvl>
   </w:abstractNum>
-  <w:abstractNum w:abstractNumId="19" w15:restartNumberingAfterBreak="0">
+  <w:abstractNum w:abstractNumId="20" w15:restartNumberingAfterBreak="0">
     <w:nsid w:val="7DCC564F"/>
     <w:multiLevelType w:val="hybridMultilevel"/>
     <w:tmpl w:val="50BCBB70"/>
@@ -7424,7 +7285,7 @@
     </w:lvl>
   </w:abstractNum>
   <w:num w:numId="1" w16cid:durableId="1631938193">
-    <w:abstractNumId w:val="19"/>
+    <w:abstractNumId w:val="20"/>
   </w:num>
   <w:num w:numId="2" w16cid:durableId="241836934">
     <w:abstractNumId w:val="2"/>
@@ -7445,7 +7306,7 @@
     <w:abstractNumId w:val="13"/>
   </w:num>
   <w:num w:numId="8" w16cid:durableId="1242523220">
-    <w:abstractNumId w:val="18"/>
+    <w:abstractNumId w:val="19"/>
   </w:num>
   <w:num w:numId="9" w16cid:durableId="236407072">
     <w:abstractNumId w:val="5"/>
@@ -7460,7 +7321,7 @@
     <w:abstractNumId w:val="3"/>
   </w:num>
   <w:num w:numId="13" w16cid:durableId="1195188311">
-    <w:abstractNumId w:val="17"/>
+    <w:abstractNumId w:val="18"/>
   </w:num>
   <w:num w:numId="14" w16cid:durableId="2034110306">
     <w:abstractNumId w:val="4"/>
@@ -7482,6 +7343,9 @@
   </w:num>
   <w:num w:numId="20" w16cid:durableId="2080321584">
     <w:abstractNumId w:val="15"/>
+  </w:num>
+  <w:num w:numId="21" w16cid:durableId="84037415">
+    <w:abstractNumId w:val="17"/>
   </w:num>
 </w:numbering>
 </file>

--- a/CSC328-Simulation-And-Modeling/Old-Questions/old-questions.docx
+++ b/CSC328-Simulation-And-Modeling/Old-Questions/old-questions.docx
@@ -4508,29 +4508,18 @@
           <w:lang w:val="en-US"/>
           <w14:ligatures w14:val="standardContextual"/>
         </w:rPr>
-        <w:t>requisitions.</w:t>
-      </w:r>
-      <w:r>
-        <w:rPr>
-          <w:rFonts w:ascii="Aptos" w:eastAsia="Aptos" w:hAnsi="Aptos" w:cs="Times New Roman"/>
-          <w:kern w:val="2"/>
-          <w:sz w:val="24"/>
-          <w:szCs w:val="24"/>
-          <w:lang w:val="en-US"/>
-          <w14:ligatures w14:val="standardContextual"/>
-        </w:rPr>
-        <w:t xml:space="preserve"> Define</w:t>
-      </w:r>
-      <w:r>
-        <w:rPr>
-          <w:rFonts w:ascii="Aptos" w:eastAsia="Aptos" w:hAnsi="Aptos" w:cs="Times New Roman"/>
-          <w:kern w:val="2"/>
-          <w:sz w:val="24"/>
-          <w:szCs w:val="24"/>
-          <w:lang w:val="en-US"/>
-          <w14:ligatures w14:val="standardContextual"/>
-        </w:rPr>
-        <w:t xml:space="preserve"> SSL protocol. Mention the services provided by PGP.</w:t>
+        <w:t>requisitions</w:t>
+      </w:r>
+      <w:r>
+        <w:rPr>
+          <w:rFonts w:ascii="Aptos" w:eastAsia="Aptos" w:hAnsi="Aptos" w:cs="Times New Roman"/>
+          <w:kern w:val="2"/>
+          <w:sz w:val="24"/>
+          <w:szCs w:val="24"/>
+          <w:lang w:val="en-US"/>
+          <w14:ligatures w14:val="standardContextual"/>
+        </w:rPr>
+        <w:t>.</w:t>
       </w:r>
     </w:p>
     <w:p>
@@ -7952,6 +7941,7 @@
   <w:style w:type="character" w:default="1" w:styleId="DefaultParagraphFont">
     <w:name w:val="Default Paragraph Font"/>
     <w:uiPriority w:val="1"/>
+    <w:semiHidden/>
     <w:unhideWhenUsed/>
   </w:style>
   <w:style w:type="table" w:default="1" w:styleId="TableNormal">
